--- a/Лекции.docx
+++ b/Лекции.docx
@@ -91,7 +91,7 @@
     </w:p>
     <w:p>
       <w:pPr>
-        <w:pStyle w:val="904"/>
+        <w:pStyle w:val="914"/>
         <w:numPr>
           <w:ilvl w:val="0"/>
           <w:numId w:val="1"/>
@@ -126,7 +126,7 @@
     </w:p>
     <w:p>
       <w:pPr>
-        <w:pStyle w:val="904"/>
+        <w:pStyle w:val="914"/>
         <w:numPr>
           <w:ilvl w:val="0"/>
           <w:numId w:val="1"/>
@@ -161,7 +161,7 @@
     </w:p>
     <w:p>
       <w:pPr>
-        <w:pStyle w:val="904"/>
+        <w:pStyle w:val="914"/>
         <w:numPr>
           <w:ilvl w:val="0"/>
           <w:numId w:val="1"/>
@@ -196,7 +196,7 @@
     </w:p>
     <w:p>
       <w:pPr>
-        <w:pStyle w:val="904"/>
+        <w:pStyle w:val="914"/>
         <w:numPr>
           <w:ilvl w:val="0"/>
           <w:numId w:val="1"/>
@@ -231,7 +231,7 @@
     </w:p>
     <w:p>
       <w:pPr>
-        <w:pStyle w:val="904"/>
+        <w:pStyle w:val="914"/>
         <w:numPr>
           <w:ilvl w:val="0"/>
           <w:numId w:val="1"/>
@@ -266,7 +266,7 @@
     </w:p>
     <w:p>
       <w:pPr>
-        <w:pStyle w:val="904"/>
+        <w:pStyle w:val="914"/>
         <w:numPr>
           <w:ilvl w:val="0"/>
           <w:numId w:val="1"/>
@@ -301,7 +301,7 @@
     </w:p>
     <w:p>
       <w:pPr>
-        <w:pStyle w:val="904"/>
+        <w:pStyle w:val="914"/>
         <w:numPr>
           <w:ilvl w:val="0"/>
           <w:numId w:val="1"/>
@@ -346,7 +346,7 @@
     </w:p>
     <w:p>
       <w:pPr>
-        <w:pStyle w:val="904"/>
+        <w:pStyle w:val="914"/>
         <w:numPr>
           <w:ilvl w:val="0"/>
           <w:numId w:val="2"/>
@@ -366,7 +366,7 @@
       <w:hyperlink r:id="rId9" w:tooltip="https://www.google.com/search?q=%D0%9D%D0%B0%D1%83%D1%87%D0%BD%D0%B0%D1%8F+%D0%BC%D0%B5%D1%82%D1%80%D0%BE%D0%BB%D0%BE%D0%B3%D0%B8%D1%8F&amp;oq=%D0%B2%D0%B8%D0%B4%D1%8B+%D0%BC%D0%B5%D1%82%D1%80%D0%BE%D0%BB%D0%B8%D0%B8&amp;gs_lcrp=EgZjaHJvbWUqCQgBEAAYDRiABDIGCAAQRRg5MgkIARAAGA0YgAQyCAgCEAAYDRgeMgoIAxAAGAUYDRgeMgoIBBAAGAgYDRgeMgoIBRAAGAgYDRgeMgoIBhAAGAgYDRgeMgoIBxAAGAgYDRgeMgoICBAAGAgYDRgeMgoICRAAGAgYDRge0gEINjAzN2owajeoAgewAgHxBeAXH1f6Sf4P&amp;sourceid=chrome&amp;ie=UTF-8&amp;ved=2ahUKEwiN7qSn1saSAxXDJRAIHRR8D2MQgK4QegYIAQgCEAE" w:history="1">
         <w:r>
           <w:rPr>
-            <w:rStyle w:val="886"/>
+            <w:rStyle w:val="896"/>
             <w:rFonts w:ascii="Google Sans Flex" w:hAnsi="Google Sans Flex" w:eastAsia="Google Sans Flex" w:cs="Google Sans Flex"/>
             <w:b/>
             <w:color w:val="0a0a0a"/>
@@ -397,7 +397,7 @@
     </w:p>
     <w:p>
       <w:pPr>
-        <w:pStyle w:val="904"/>
+        <w:pStyle w:val="914"/>
         <w:numPr>
           <w:ilvl w:val="0"/>
           <w:numId w:val="2"/>
@@ -417,7 +417,7 @@
       <w:hyperlink r:id="rId10" w:tooltip="https://www.google.com/search?q=%D0%9F%D1%80%D0%B8%D0%BA%D0%BB%D0%B0%D0%B4%D0%BD%D0%B0%D1%8F+%28%D1%82%D0%B5%D1%85%D0%BD%D0%B8%D1%87%D0%B5%D1%81%D0%BA%D0%B0%D1%8F%29+%D0%BC%D0%B5%D1%82%D1%80%D0%BE%D0%BB%D0%BE%D0%B3%D0%B8%D1%8F&amp;oq=%D0%B2%D0%B8%D0%B4%D1%8B+%D0%BC%D0%B5%D1%82%D1%80%D0%BE%D0%BB%D0%B8%D0%B8&amp;gs_lcrp=EgZjaHJvbWUqCQgBEAAYDRiABDIGCAAQRRg5MgkIARAAGA0YgAQyCAgCEAAYDRgeMgoIAxAAGAUYDRgeMgoIBBAAGAgYDRgeMgoIBRAAGAgYDRgeMgoIBhAAGAgYDRgeMgoIBxAAGAgYDRgeMgoICBAAGAgYDRgeMgoICRAAGAgYDRge0gEINjAzN2owajeoAgewAgHxBeAXH1f6Sf4P&amp;sourceid=chrome&amp;ie=UTF-8&amp;ved=2ahUKEwiN7qSn1saSAxXDJRAIHRR8D2MQgK4QegYIAQgCEAM" w:history="1">
         <w:r>
           <w:rPr>
-            <w:rStyle w:val="886"/>
+            <w:rStyle w:val="896"/>
             <w:rFonts w:ascii="Google Sans Flex" w:hAnsi="Google Sans Flex" w:eastAsia="Google Sans Flex" w:cs="Google Sans Flex"/>
             <w:b/>
             <w:color w:val="0a0a0a"/>
@@ -448,7 +448,7 @@
     </w:p>
     <w:p>
       <w:pPr>
-        <w:pStyle w:val="904"/>
+        <w:pStyle w:val="914"/>
         <w:numPr>
           <w:ilvl w:val="0"/>
           <w:numId w:val="2"/>
@@ -468,7 +468,7 @@
       <w:hyperlink r:id="rId11" w:tooltip="https://www.google.com/search?q=%D0%97%D0%B0%D0%BA%D0%BE%D0%BD%D0%BE%D0%B4%D0%B0%D1%82%D0%B5%D0%BB%D1%8C%D0%BD%D0%B0%D1%8F+%D0%BC%D0%B5%D1%82%D1%80%D0%BE%D0%BB%D0%BE%D0%B3%D0%B8%D1%8F&amp;oq=%D0%B2%D0%B8%D0%B4%D1%8B+%D0%BC%D0%B5%D1%82%D1%80%D0%BE%D0%BB%D0%B8%D0%B8&amp;gs_lcrp=EgZjaHJvbWUqCQgBEAAYDRiABDIGCAAQRRg5MgkIARAAGA0YgAQyCAgCEAAYDRgeMgoIAxAAGAUYDRgeMgoIBBAAGAgYDRgeMgoIBRAAGAgYDRgeMgoIBhAAGAgYDRgeMgoIBxAAGAgYDRgeMgoICBAAGAgYDRgeMgoICRAAGAgYDRge0gEINjAzN2owajeoAgewAgHxBeAXH1f6Sf4P&amp;sourceid=chrome&amp;ie=UTF-8&amp;ved=2ahUKEwiN7qSn1saSAxXDJRAIHRR8D2MQgK4QegYIAQgCEAU" w:history="1">
         <w:r>
           <w:rPr>
-            <w:rStyle w:val="886"/>
+            <w:rStyle w:val="896"/>
             <w:rFonts w:ascii="Google Sans Flex" w:hAnsi="Google Sans Flex" w:eastAsia="Google Sans Flex" w:cs="Google Sans Flex"/>
             <w:b/>
             <w:color w:val="0a0a0a"/>
@@ -523,7 +523,7 @@
     </w:p>
     <w:p>
       <w:pPr>
-        <w:pStyle w:val="904"/>
+        <w:pStyle w:val="914"/>
         <w:numPr>
           <w:ilvl w:val="0"/>
           <w:numId w:val="3"/>
@@ -560,7 +560,7 @@
     </w:p>
     <w:p>
       <w:pPr>
-        <w:pStyle w:val="904"/>
+        <w:pStyle w:val="914"/>
         <w:numPr>
           <w:ilvl w:val="0"/>
           <w:numId w:val="3"/>
@@ -597,7 +597,7 @@
     </w:p>
     <w:p>
       <w:pPr>
-        <w:pStyle w:val="904"/>
+        <w:pStyle w:val="914"/>
         <w:numPr>
           <w:ilvl w:val="0"/>
           <w:numId w:val="3"/>
@@ -658,7 +658,7 @@
     </w:p>
     <w:p>
       <w:pPr>
-        <w:pStyle w:val="904"/>
+        <w:pStyle w:val="914"/>
         <w:numPr>
           <w:ilvl w:val="0"/>
           <w:numId w:val="4"/>
@@ -678,7 +678,7 @@
       <w:hyperlink r:id="rId12" w:tooltip="https://www.google.com/search?q=%D0%9C%D0%B5%D1%82%D0%BE%D0%B4+%D0%BD%D0%B5%D0%BF%D0%BE%D1%81%D1%80%D0%B5%D0%B4%D1%81%D1%82%D0%B2%D0%B5%D0%BD%D0%BD%D0%BE%D0%B9+%D0%BE%D1%86%D0%B5%D0%BD%D0%BA%D0%B8&amp;oq=%D0%B2%D0%B8%D0%B4%D1%8B+%D0%BC%D0%B5%D1%82%D1%80%D0%BE%D0%BB%D0%B8%D0%B8&amp;gs_lcrp=EgZjaHJvbWUqCQgBEAAYDRiABDIGCAAQRRg5MgkIARAAGA0YgAQyCAgCEAAYDRgeMgoIAxAAGAUYDRgeMgoIBBAAGAgYDRgeMgoIBRAAGAgYDRgeMgoIBhAAGAgYDRgeMgoIBxAAGAgYDRgeMgoICBAAGAgYDRgeMgoICRAAGAgYDRge0gEINjAzN2owajeoAgewAgHxBeAXH1f6Sf4P&amp;sourceid=chrome&amp;ie=UTF-8&amp;ved=2ahUKEwiN7qSn1saSAxXDJRAIHRR8D2MQgK4QegYIAQgGEAE" w:history="1">
         <w:r>
           <w:rPr>
-            <w:rStyle w:val="886"/>
+            <w:rStyle w:val="896"/>
             <w:rFonts w:ascii="Google Sans Flex" w:hAnsi="Google Sans Flex" w:eastAsia="Google Sans Flex" w:cs="Google Sans Flex"/>
             <w:b/>
             <w:color w:val="0a0a0a"/>
@@ -709,7 +709,7 @@
     </w:p>
     <w:p>
       <w:pPr>
-        <w:pStyle w:val="904"/>
+        <w:pStyle w:val="914"/>
         <w:numPr>
           <w:ilvl w:val="0"/>
           <w:numId w:val="4"/>
@@ -729,7 +729,7 @@
       <w:hyperlink r:id="rId13" w:tooltip="https://www.google.com/search?q=%D0%9C%D0%B5%D1%82%D0%BE%D0%B4+%D1%81%D1%80%D0%B0%D0%B2%D0%BD%D0%B5%D0%BD%D0%B8%D1%8F+%D1%81+%D0%BC%D0%B5%D1%80%D0%BE%D0%B9&amp;oq=%D0%B2%D0%B8%D0%B4%D1%8B+%D0%BC%D0%B5%D1%82%D1%80%D0%BE%D0%BB%D0%B8%D0%B8&amp;gs_lcrp=EgZjaHJvbWUqCQgBEAAYDRiABDIGCAAQRRg5MgkIARAAGA0YgAQyCAgCEAAYDRgeMgoIAxAAGAUYDRgeMgoIBBAAGAgYDRgeMgoIBRAAGAgYDRgeMgoIBhAAGAgYDRgeMgoIBxAAGAgYDRgeMgoICBAAGAgYDRgeMgoICRAAGAgYDRge0gEINjAzN2owajeoAgewAgHxBeAXH1f6Sf4P&amp;sourceid=chrome&amp;ie=UTF-8&amp;ved=2ahUKEwiN7qSn1saSAxXDJRAIHRR8D2MQgK4QegYIAQgGEAM" w:history="1">
         <w:r>
           <w:rPr>
-            <w:rStyle w:val="886"/>
+            <w:rStyle w:val="896"/>
             <w:rFonts w:ascii="Google Sans Flex" w:hAnsi="Google Sans Flex" w:eastAsia="Google Sans Flex" w:cs="Google Sans Flex"/>
             <w:b/>
             <w:color w:val="0a0a0a"/>
@@ -760,7 +760,7 @@
     </w:p>
     <w:p>
       <w:pPr>
-        <w:pStyle w:val="904"/>
+        <w:pStyle w:val="914"/>
         <w:numPr>
           <w:ilvl w:val="0"/>
           <w:numId w:val="4"/>
@@ -780,7 +780,7 @@
       <w:hyperlink r:id="rId14" w:tooltip="https://www.google.com/search?q=%D0%9A%D0%BE%D0%BD%D1%82%D0%B0%D0%BA%D1%82%D0%BD%D1%8B%D0%B9%2F%D0%B1%D0%B5%D1%81%D0%BA%D0%BE%D0%BD%D1%82%D0%B0%D0%BA%D1%82%D0%BD%D1%8B%D0%B9&amp;oq=%D0%B2%D0%B8%D0%B4%D1%8B+%D0%BC%D0%B5%D1%82%D1%80%D0%BE%D0%BB%D0%B8%D0%B8&amp;gs_lcrp=EgZjaHJvbWUqCQgBEAAYDRiABDIGCAAQRRg5MgkIARAAGA0YgAQyCAgCEAAYDRgeMgoIAxAAGAUYDRgeMgoIBBAAGAgYDRgeMgoIBRAAGAgYDRgeMgoIBhAAGAgYDRgeMgoIBxAAGAgYDRgeMgoICBAAGAgYDRgeMgoICRAAGAgYDRge0gEINjAzN2owajeoAgewAgHxBeAXH1f6Sf4P&amp;sourceid=chrome&amp;ie=UTF-8&amp;ved=2ahUKEwiN7qSn1saSAxXDJRAIHRR8D2MQgK4QegYIAQgGEAU" w:history="1">
         <w:r>
           <w:rPr>
-            <w:rStyle w:val="886"/>
+            <w:rStyle w:val="896"/>
             <w:rFonts w:ascii="Google Sans Flex" w:hAnsi="Google Sans Flex" w:eastAsia="Google Sans Flex" w:cs="Google Sans Flex"/>
             <w:b/>
             <w:color w:val="0a0a0a"/>
@@ -872,7 +872,7 @@
     </w:p>
     <w:p>
       <w:pPr>
-        <w:pStyle w:val="904"/>
+        <w:pStyle w:val="914"/>
         <w:numPr>
           <w:ilvl w:val="0"/>
           <w:numId w:val="5"/>
@@ -909,7 +909,7 @@
     </w:p>
     <w:p>
       <w:pPr>
-        <w:pStyle w:val="904"/>
+        <w:pStyle w:val="914"/>
         <w:numPr>
           <w:ilvl w:val="0"/>
           <w:numId w:val="5"/>
@@ -946,7 +946,7 @@
     </w:p>
     <w:p>
       <w:pPr>
-        <w:pStyle w:val="904"/>
+        <w:pStyle w:val="914"/>
         <w:numPr>
           <w:ilvl w:val="0"/>
           <w:numId w:val="5"/>
@@ -1007,7 +1007,7 @@
     </w:p>
     <w:p>
       <w:pPr>
-        <w:pStyle w:val="904"/>
+        <w:pStyle w:val="914"/>
         <w:numPr>
           <w:ilvl w:val="0"/>
           <w:numId w:val="6"/>
@@ -1044,7 +1044,7 @@
     </w:p>
     <w:p>
       <w:pPr>
-        <w:pStyle w:val="904"/>
+        <w:pStyle w:val="914"/>
         <w:numPr>
           <w:ilvl w:val="0"/>
           <w:numId w:val="6"/>
@@ -1081,7 +1081,7 @@
     </w:p>
     <w:p>
       <w:pPr>
-        <w:pStyle w:val="904"/>
+        <w:pStyle w:val="914"/>
         <w:numPr>
           <w:ilvl w:val="0"/>
           <w:numId w:val="6"/>
@@ -1142,7 +1142,7 @@
     </w:p>
     <w:p>
       <w:pPr>
-        <w:pStyle w:val="904"/>
+        <w:pStyle w:val="914"/>
         <w:numPr>
           <w:ilvl w:val="0"/>
           <w:numId w:val="7"/>
@@ -1179,7 +1179,7 @@
     </w:p>
     <w:p>
       <w:pPr>
-        <w:pStyle w:val="904"/>
+        <w:pStyle w:val="914"/>
         <w:numPr>
           <w:ilvl w:val="0"/>
           <w:numId w:val="7"/>
@@ -1298,7 +1298,15 @@
         </w:rPr>
         <w:t xml:space="preserve">ные свойства в количественные. </w:t>
       </w:r>
-      <w:r/>
+      <w:r>
+        <w:rPr>
+          <w:rFonts w:ascii="Google Sans Flex" w:hAnsi="Google Sans Flex" w:eastAsia="Google Sans Flex" w:cs="Google Sans Flex"/>
+          <w:color w:val="0a0a0a"/>
+          <w:sz w:val="24"/>
+          <w:szCs w:val="24"/>
+          <w:highlight w:val="none"/>
+        </w:rPr>
+      </w:r>
     </w:p>
     <w:p>
       <w:pPr>
@@ -1407,7 +1415,7 @@
     </w:p>
     <w:p>
       <w:pPr>
-        <w:pStyle w:val="904"/>
+        <w:pStyle w:val="914"/>
         <w:numPr>
           <w:ilvl w:val="0"/>
           <w:numId w:val="8"/>
@@ -1426,7 +1434,7 @@
       <w:hyperlink r:id="rId15" w:tooltip="https://www.google.com/search?q=%D0%9F%D1%80%D1%8F%D0%BC%D0%BE%D0%B9+%D0%BC%D0%B5%D1%82%D0%BE%D0%B4&amp;mstk=AUtExfAix2KqG4Yak4qmj0k7E1Bapty3LWRjweVGOhGyBR_f1H5WAL3ZSca0OnIUgROdSrSU1iP_DRDuWOywF8cEtWhi1EyiD_mK6oEkGynfwsrwAjJw0gyPlg-8OeRgZ5ZLEic&amp;csui=3&amp;ved=2ahUKEwi7wsbLn9iSAxUsHxAIHfhkFREQgK4QegYIAQgAEAk" w:history="1">
         <w:r>
           <w:rPr>
-            <w:rStyle w:val="886"/>
+            <w:rStyle w:val="896"/>
             <w:rFonts w:ascii="Times New Roman" w:hAnsi="Times New Roman" w:eastAsia="Times New Roman" w:cs="Times New Roman"/>
             <w:b/>
             <w:color w:val="0000ee"/>
@@ -1457,7 +1465,7 @@
     </w:p>
     <w:p>
       <w:pPr>
-        <w:pStyle w:val="904"/>
+        <w:pStyle w:val="914"/>
         <w:numPr>
           <w:ilvl w:val="0"/>
           <w:numId w:val="8"/>
@@ -1476,7 +1484,7 @@
       <w:hyperlink r:id="rId16" w:tooltip="https://www.google.com/search?q=%D0%9A%D0%BE%D1%81%D0%B2%D0%B5%D0%BD%D0%BD%D1%8B%D0%B9+%D0%BC%D0%B5%D1%82%D0%BE%D0%B4&amp;mstk=AUtExfAix2KqG4Yak4qmj0k7E1Bapty3LWRjweVGOhGyBR_f1H5WAL3ZSca0OnIUgROdSrSU1iP_DRDuWOywF8cEtWhi1EyiD_mK6oEkGynfwsrwAjJw0gyPlg-8OeRgZ5ZLEic&amp;csui=3&amp;ved=2ahUKEwi7wsbLn9iSAxUsHxAIHfhkFREQgK4QegYIAQgAEAs" w:history="1">
         <w:r>
           <w:rPr>
-            <w:rStyle w:val="886"/>
+            <w:rStyle w:val="896"/>
             <w:rFonts w:ascii="Times New Roman" w:hAnsi="Times New Roman" w:eastAsia="Times New Roman" w:cs="Times New Roman"/>
             <w:b/>
             <w:color w:val="0000ee"/>
@@ -1507,7 +1515,7 @@
     </w:p>
     <w:p>
       <w:pPr>
-        <w:pStyle w:val="904"/>
+        <w:pStyle w:val="914"/>
         <w:numPr>
           <w:ilvl w:val="0"/>
           <w:numId w:val="8"/>
@@ -1595,7 +1603,7 @@
     </w:p>
     <w:p>
       <w:pPr>
-        <w:pStyle w:val="904"/>
+        <w:pStyle w:val="914"/>
         <w:numPr>
           <w:ilvl w:val="0"/>
           <w:numId w:val="8"/>
@@ -1644,7 +1652,7 @@
     </w:p>
     <w:p>
       <w:pPr>
-        <w:pStyle w:val="904"/>
+        <w:pStyle w:val="914"/>
         <w:numPr>
           <w:ilvl w:val="0"/>
           <w:numId w:val="9"/>
@@ -1663,7 +1671,7 @@
       <w:hyperlink r:id="rId18" w:tooltip="https://www.google.com/search?q=%D0%9C%D0%B5%D1%82%D0%BE%D0%B4+%D0%BD%D0%B5%D0%BF%D0%BE%D1%81%D1%80%D0%B5%D0%B4%D1%81%D1%82%D0%B2%D0%B5%D0%BD%D0%BD%D0%BE%D0%B9+%D0%BE%D1%86%D0%B5%D0%BD%D0%BA%D0%B8&amp;mstk=AUtExfAix2KqG4Yak4qmj0k7E1Bapty3LWRjweVGOhGyBR_f1H5WAL3ZSca0OnIUgROdSrSU1iP_DRDuWOywF8cEtWhi1EyiD_mK6oEkGynfwsrwAjJw0gyPlg-8OeRgZ5ZLEic&amp;csui=3&amp;ved=2ahUKEwi7wsbLn9iSAxUsHxAIHfhkFREQgK4QegYIAQgEEAE" w:history="1">
         <w:r>
           <w:rPr>
-            <w:rStyle w:val="886"/>
+            <w:rStyle w:val="896"/>
             <w:rFonts w:ascii="Times New Roman" w:hAnsi="Times New Roman" w:eastAsia="Times New Roman" w:cs="Times New Roman"/>
             <w:b/>
             <w:color w:val="0000ee"/>
@@ -1694,7 +1702,7 @@
     </w:p>
     <w:p>
       <w:pPr>
-        <w:pStyle w:val="904"/>
+        <w:pStyle w:val="914"/>
         <w:numPr>
           <w:ilvl w:val="0"/>
           <w:numId w:val="9"/>
@@ -1713,7 +1721,7 @@
       <w:hyperlink r:id="rId19" w:tooltip="https://www.google.com/search?q=%D0%9C%D0%B5%D1%82%D0%BE%D0%B4+%D1%81%D1%80%D0%B0%D0%B2%D0%BD%D0%B5%D0%BD%D0%B8%D1%8F+%D1%81+%D0%BC%D0%B5%D1%80%D0%BE%D0%B9&amp;mstk=AUtExfAix2KqG4Yak4qmj0k7E1Bapty3LWRjweVGOhGyBR_f1H5WAL3ZSca0OnIUgROdSrSU1iP_DRDuWOywF8cEtWhi1EyiD_mK6oEkGynfwsrwAjJw0gyPlg-8OeRgZ5ZLEic&amp;csui=3&amp;ved=2ahUKEwi7wsbLn9iSAxUsHxAIHfhkFREQgK4QegYIAQgEEAM" w:history="1">
         <w:r>
           <w:rPr>
-            <w:rStyle w:val="886"/>
+            <w:rStyle w:val="896"/>
             <w:rFonts w:ascii="Times New Roman" w:hAnsi="Times New Roman" w:eastAsia="Times New Roman" w:cs="Times New Roman"/>
             <w:b/>
             <w:color w:val="0000ee"/>
@@ -1744,7 +1752,7 @@
     </w:p>
     <w:p>
       <w:pPr>
-        <w:pStyle w:val="904"/>
+        <w:pStyle w:val="914"/>
         <w:numPr>
           <w:ilvl w:val="1"/>
           <w:numId w:val="9"/>
@@ -1763,7 +1771,7 @@
       <w:hyperlink r:id="rId20" w:tooltip="https://www.google.com/search?q=%D0%9D%D1%83%D0%BB%D0%B5%D0%B2%D0%BE%D0%B9+%D0%BC%D0%B5%D1%82%D0%BE%D0%B4&amp;mstk=AUtExfAix2KqG4Yak4qmj0k7E1Bapty3LWRjweVGOhGyBR_f1H5WAL3ZSca0OnIUgROdSrSU1iP_DRDuWOywF8cEtWhi1EyiD_mK6oEkGynfwsrwAjJw0gyPlg-8OeRgZ5ZLEic&amp;csui=3&amp;ved=2ahUKEwi7wsbLn9iSAxUsHxAIHfhkFREQgK4QegYIAQgEEAU" w:history="1">
         <w:r>
           <w:rPr>
-            <w:rStyle w:val="886"/>
+            <w:rStyle w:val="896"/>
             <w:rFonts w:ascii="Times New Roman" w:hAnsi="Times New Roman" w:eastAsia="Times New Roman" w:cs="Times New Roman"/>
             <w:b/>
             <w:color w:val="0000ee"/>
@@ -1794,7 +1802,7 @@
     </w:p>
     <w:p>
       <w:pPr>
-        <w:pStyle w:val="904"/>
+        <w:pStyle w:val="914"/>
         <w:numPr>
           <w:ilvl w:val="1"/>
           <w:numId w:val="9"/>
@@ -1813,7 +1821,7 @@
       <w:hyperlink r:id="rId21" w:tooltip="https://www.google.com/search?q=%D0%9C%D0%B5%D1%82%D0%BE%D0%B4+%D0%B7%D0%B0%D0%BC%D0%B5%D1%89%D0%B5%D0%BD%D0%B8%D1%8F&amp;mstk=AUtExfAix2KqG4Yak4qmj0k7E1Bapty3LWRjweVGOhGyBR_f1H5WAL3ZSca0OnIUgROdSrSU1iP_DRDuWOywF8cEtWhi1EyiD_mK6oEkGynfwsrwAjJw0gyPlg-8OeRgZ5ZLEic&amp;csui=3&amp;ved=2ahUKEwi7wsbLn9iSAxUsHxAIHfhkFREQgK4QegYIAQgEEAc" w:history="1">
         <w:r>
           <w:rPr>
-            <w:rStyle w:val="886"/>
+            <w:rStyle w:val="896"/>
             <w:rFonts w:ascii="Times New Roman" w:hAnsi="Times New Roman" w:eastAsia="Times New Roman" w:cs="Times New Roman"/>
             <w:b/>
             <w:color w:val="0000ee"/>
@@ -1844,7 +1852,7 @@
     </w:p>
     <w:p>
       <w:pPr>
-        <w:pStyle w:val="904"/>
+        <w:pStyle w:val="914"/>
         <w:numPr>
           <w:ilvl w:val="1"/>
           <w:numId w:val="9"/>
@@ -1863,7 +1871,7 @@
       <w:hyperlink r:id="rId22" w:tooltip="https://www.google.com/search?q=%D0%9C%D0%B5%D1%82%D0%BE%D0%B4+%D1%81%D0%BE%D0%B2%D0%BF%D0%B0%D0%B4%D0%B5%D0%BD%D0%B8%D0%B9&amp;mstk=AUtExfAix2KqG4Yak4qmj0k7E1Bapty3LWRjweVGOhGyBR_f1H5WAL3ZSca0OnIUgROdSrSU1iP_DRDuWOywF8cEtWhi1EyiD_mK6oEkGynfwsrwAjJw0gyPlg-8OeRgZ5ZLEic&amp;csui=3&amp;ved=2ahUKEwi7wsbLn9iSAxUsHxAIHfhkFREQgK4QegYIAQgEEAk" w:history="1">
         <w:r>
           <w:rPr>
-            <w:rStyle w:val="886"/>
+            <w:rStyle w:val="896"/>
             <w:rFonts w:ascii="Times New Roman" w:hAnsi="Times New Roman" w:eastAsia="Times New Roman" w:cs="Times New Roman"/>
             <w:b/>
             <w:color w:val="0000ee"/>
@@ -1916,7 +1924,7 @@
     </w:p>
     <w:p>
       <w:pPr>
-        <w:pStyle w:val="904"/>
+        <w:pStyle w:val="914"/>
         <w:numPr>
           <w:ilvl w:val="0"/>
           <w:numId w:val="10"/>
@@ -1935,7 +1943,7 @@
       <w:hyperlink r:id="rId23" w:tooltip="https://www.google.com/search?q=%D0%9A%D0%BE%D0%BD%D1%82%D0%B0%D0%BA%D1%82%D0%BD%D1%8B%D0%B9+%D0%BC%D0%B5%D1%82%D0%BE%D0%B4&amp;mstk=AUtExfAix2KqG4Yak4qmj0k7E1Bapty3LWRjweVGOhGyBR_f1H5WAL3ZSca0OnIUgROdSrSU1iP_DRDuWOywF8cEtWhi1EyiD_mK6oEkGynfwsrwAjJw0gyPlg-8OeRgZ5ZLEic&amp;csui=3&amp;ved=2ahUKEwi7wsbLn9iSAxUsHxAIHfhkFREQgK4QegYIAQgGEAE" w:history="1">
         <w:r>
           <w:rPr>
-            <w:rStyle w:val="886"/>
+            <w:rStyle w:val="896"/>
             <w:rFonts w:ascii="Times New Roman" w:hAnsi="Times New Roman" w:eastAsia="Times New Roman" w:cs="Times New Roman"/>
             <w:b/>
             <w:color w:val="0000ee"/>
@@ -1966,7 +1974,7 @@
     </w:p>
     <w:p>
       <w:pPr>
-        <w:pStyle w:val="904"/>
+        <w:pStyle w:val="914"/>
         <w:numPr>
           <w:ilvl w:val="0"/>
           <w:numId w:val="10"/>
@@ -1985,7 +1993,7 @@
       <w:hyperlink r:id="rId24" w:tooltip="https://www.google.com/search?q=%D0%91%D0%B5%D1%81%D0%BA%D0%BE%D0%BD%D1%82%D0%B0%D0%BA%D1%82%D0%BD%D1%8B%D0%B9+%D0%BC%D0%B5%D1%82%D0%BE%D0%B4&amp;mstk=AUtExfAix2KqG4Yak4qmj0k7E1Bapty3LWRjweVGOhGyBR_f1H5WAL3ZSca0OnIUgROdSrSU1iP_DRDuWOywF8cEtWhi1EyiD_mK6oEkGynfwsrwAjJw0gyPlg-8OeRgZ5ZLEic&amp;csui=3&amp;ved=2ahUKEwi7wsbLn9iSAxUsHxAIHfhkFREQgK4QegYIAQgGEAM" w:history="1">
         <w:r>
           <w:rPr>
-            <w:rStyle w:val="886"/>
+            <w:rStyle w:val="896"/>
             <w:rFonts w:ascii="Times New Roman" w:hAnsi="Times New Roman" w:eastAsia="Times New Roman" w:cs="Times New Roman"/>
             <w:b/>
             <w:color w:val="0000ee"/>
@@ -2038,7 +2046,7 @@
     </w:p>
     <w:p>
       <w:pPr>
-        <w:pStyle w:val="904"/>
+        <w:pStyle w:val="914"/>
         <w:numPr>
           <w:ilvl w:val="0"/>
           <w:numId w:val="11"/>
@@ -2057,7 +2065,7 @@
       <w:hyperlink r:id="rId25" w:tooltip="https://www.google.com/search?q=%D0%98%D0%BD%D1%81%D1%82%D1%80%D1%83%D0%BC%D0%B5%D0%BD%D1%82%D0%B0%D0%BB%D1%8C%D0%BD%D1%8B%D0%B9&amp;mstk=AUtExfAix2KqG4Yak4qmj0k7E1Bapty3LWRjweVGOhGyBR_f1H5WAL3ZSca0OnIUgROdSrSU1iP_DRDuWOywF8cEtWhi1EyiD_mK6oEkGynfwsrwAjJw0gyPlg-8OeRgZ5ZLEic&amp;csui=3&amp;ved=2ahUKEwi7wsbLn9iSAxUsHxAIHfhkFREQgK4QegYIAQgIEAE" w:history="1">
         <w:r>
           <w:rPr>
-            <w:rStyle w:val="886"/>
+            <w:rStyle w:val="896"/>
             <w:rFonts w:ascii="Times New Roman" w:hAnsi="Times New Roman" w:eastAsia="Times New Roman" w:cs="Times New Roman"/>
             <w:b/>
             <w:color w:val="0000ee"/>
@@ -2088,7 +2096,7 @@
     </w:p>
     <w:p>
       <w:pPr>
-        <w:pStyle w:val="904"/>
+        <w:pStyle w:val="914"/>
         <w:numPr>
           <w:ilvl w:val="0"/>
           <w:numId w:val="11"/>
@@ -2107,7 +2115,7 @@
       <w:hyperlink r:id="rId26" w:tooltip="https://www.google.com/search?q=%D0%9E%D1%80%D0%B3%D0%B0%D0%BD%D0%BE%D0%BB%D0%B5%D0%BF%D1%82%D0%B8%D1%87%D0%B5%D1%81%D0%BA%D0%B8%D0%B9&amp;mstk=AUtExfAix2KqG4Yak4qmj0k7E1Bapty3LWRjweVGOhGyBR_f1H5WAL3ZSca0OnIUgROdSrSU1iP_DRDuWOywF8cEtWhi1EyiD_mK6oEkGynfwsrwAjJw0gyPlg-8OeRgZ5ZLEic&amp;csui=3&amp;ved=2ahUKEwi7wsbLn9iSAxUsHxAIHfhkFREQgK4QegYIAQgIEAM" w:history="1">
         <w:r>
           <w:rPr>
-            <w:rStyle w:val="886"/>
+            <w:rStyle w:val="896"/>
             <w:rFonts w:ascii="Times New Roman" w:hAnsi="Times New Roman" w:eastAsia="Times New Roman" w:cs="Times New Roman"/>
             <w:b/>
             <w:color w:val="0000ee"/>
@@ -2138,7 +2146,7 @@
     </w:p>
     <w:p>
       <w:pPr>
-        <w:pStyle w:val="904"/>
+        <w:pStyle w:val="914"/>
         <w:numPr>
           <w:ilvl w:val="0"/>
           <w:numId w:val="11"/>
@@ -2157,7 +2165,7 @@
       <w:hyperlink r:id="rId27" w:tooltip="https://www.google.com/search?q=%D0%AD%D0%BA%D1%81%D0%BF%D0%B5%D1%80%D1%82%D0%BD%D1%8B%D0%B9&amp;mstk=AUtExfAix2KqG4Yak4qmj0k7E1Bapty3LWRjweVGOhGyBR_f1H5WAL3ZSca0OnIUgROdSrSU1iP_DRDuWOywF8cEtWhi1EyiD_mK6oEkGynfwsrwAjJw0gyPlg-8OeRgZ5ZLEic&amp;csui=3&amp;ved=2ahUKEwi7wsbLn9iSAxUsHxAIHfhkFREQgK4QegYIAQgIEAU" w:history="1">
         <w:r>
           <w:rPr>
-            <w:rStyle w:val="886"/>
+            <w:rStyle w:val="896"/>
             <w:rFonts w:ascii="Times New Roman" w:hAnsi="Times New Roman" w:eastAsia="Times New Roman" w:cs="Times New Roman"/>
             <w:b/>
             <w:color w:val="0000ee"/>
@@ -2188,7 +2196,7 @@
     </w:p>
     <w:p>
       <w:pPr>
-        <w:pStyle w:val="904"/>
+        <w:pStyle w:val="914"/>
         <w:numPr>
           <w:ilvl w:val="0"/>
           <w:numId w:val="11"/>
@@ -2207,7 +2215,7 @@
       <w:hyperlink r:id="rId28" w:tooltip="https://www.google.com/search?q=%D0%AD%D0%B2%D1%80%D0%B8%D1%81%D1%82%D0%B8%D1%87%D0%B5%D1%81%D0%BA%D0%B8%D0%B9&amp;mstk=AUtExfAix2KqG4Yak4qmj0k7E1Bapty3LWRjweVGOhGyBR_f1H5WAL3ZSca0OnIUgROdSrSU1iP_DRDuWOywF8cEtWhi1EyiD_mK6oEkGynfwsrwAjJw0gyPlg-8OeRgZ5ZLEic&amp;csui=3&amp;ved=2ahUKEwi7wsbLn9iSAxUsHxAIHfhkFREQgK4QegYIAQgIEAc" w:history="1">
         <w:r>
           <w:rPr>
-            <w:rStyle w:val="886"/>
+            <w:rStyle w:val="896"/>
             <w:rFonts w:ascii="Times New Roman" w:hAnsi="Times New Roman" w:eastAsia="Times New Roman" w:cs="Times New Roman"/>
             <w:b/>
             <w:color w:val="0000ee"/>
@@ -2260,7 +2268,7 @@
     </w:p>
     <w:p>
       <w:pPr>
-        <w:pStyle w:val="904"/>
+        <w:pStyle w:val="914"/>
         <w:numPr>
           <w:ilvl w:val="0"/>
           <w:numId w:val="12"/>
@@ -2279,7 +2287,7 @@
       <w:hyperlink r:id="rId29" w:tooltip="https://www.google.com/search?q=%D0%A1%D1%82%D0%B0%D1%82%D0%B8%D1%87%D0%B5%D1%81%D0%BA%D0%B8%D0%B5&amp;mstk=AUtExfAix2KqG4Yak4qmj0k7E1Bapty3LWRjweVGOhGyBR_f1H5WAL3ZSca0OnIUgROdSrSU1iP_DRDuWOywF8cEtWhi1EyiD_mK6oEkGynfwsrwAjJw0gyPlg-8OeRgZ5ZLEic&amp;csui=3&amp;ved=2ahUKEwi7wsbLn9iSAxUsHxAIHfhkFREQgK4QegYIAQgKEAE" w:history="1">
         <w:r>
           <w:rPr>
-            <w:rStyle w:val="886"/>
+            <w:rStyle w:val="896"/>
             <w:rFonts w:ascii="Times New Roman" w:hAnsi="Times New Roman" w:eastAsia="Times New Roman" w:cs="Times New Roman"/>
             <w:b/>
             <w:color w:val="0000ee"/>
@@ -2310,7 +2318,7 @@
     </w:p>
     <w:p>
       <w:pPr>
-        <w:pStyle w:val="904"/>
+        <w:pStyle w:val="914"/>
         <w:numPr>
           <w:ilvl w:val="0"/>
           <w:numId w:val="12"/>
@@ -2329,7 +2337,7 @@
       <w:hyperlink r:id="rId30" w:tooltip="https://www.google.com/search?q=%D0%94%D0%B8%D0%BD%D0%B0%D0%BC%D0%B8%D1%87%D0%B5%D1%81%D0%BA%D0%B8%D0%B5&amp;mstk=AUtExfAix2KqG4Yak4qmj0k7E1Bapty3LWRjweVGOhGyBR_f1H5WAL3ZSca0OnIUgROdSrSU1iP_DRDuWOywF8cEtWhi1EyiD_mK6oEkGynfwsrwAjJw0gyPlg-8OeRgZ5ZLEic&amp;csui=3&amp;ved=2ahUKEwi7wsbLn9iSAxUsHxAIHfhkFREQgK4QegYIAQgKEAM" w:history="1">
         <w:r>
           <w:rPr>
-            <w:rStyle w:val="886"/>
+            <w:rStyle w:val="896"/>
             <w:rFonts w:ascii="Times New Roman" w:hAnsi="Times New Roman" w:eastAsia="Times New Roman" w:cs="Times New Roman"/>
             <w:b/>
             <w:color w:val="0000ee"/>
@@ -2445,6 +2453,8 @@
         <w:rPr>
           <w:rFonts w:ascii="Google Sans Flex" w:hAnsi="Google Sans Flex" w:eastAsia="Google Sans Flex" w:cs="Google Sans Flex"/>
           <w:sz w:val="24"/>
+          <w:szCs w:val="24"/>
+          <w:highlight w:val="none"/>
         </w:rPr>
       </w:r>
       <w:r>
@@ -2490,6 +2500,14 @@
           <w:highlight w:val="none"/>
         </w:rPr>
       </w:r>
+      <w:r>
+        <w:rPr>
+          <w:rFonts w:ascii="Google Sans Flex" w:hAnsi="Google Sans Flex" w:eastAsia="Google Sans Flex" w:cs="Google Sans Flex"/>
+          <w:sz w:val="24"/>
+          <w:szCs w:val="24"/>
+          <w:highlight w:val="none"/>
+        </w:rPr>
+      </w:r>
     </w:p>
     <w:p>
       <w:pPr>
@@ -2502,7 +2520,13 @@
         <w:shd w:val="clear" w:color="ffffff" w:fill="ffffff"/>
         <w:spacing w:before="0" w:line="360" w:lineRule="atLeast"/>
         <w:ind w:right="0" w:firstLine="0" w:left="0"/>
-        <w:rPr/>
+        <w:rPr>
+          <w:rFonts w:ascii="Google Sans Flex" w:hAnsi="Google Sans Flex" w:eastAsia="Google Sans Flex" w:cs="Google Sans Flex"/>
+          <w:sz w:val="24"/>
+          <w:szCs w:val="24"/>
+          <w:highlight w:val="none"/>
+          <w:lang w:val="en-US"/>
+        </w:rPr>
       </w:pPr>
       <w:r>
         <w:rPr>
@@ -2516,9 +2540,192 @@
           <w:rFonts w:ascii="Google Sans Flex" w:hAnsi="Google Sans Flex" w:eastAsia="Google Sans Flex" w:cs="Google Sans Flex"/>
           <w:sz w:val="24"/>
           <w:highlight w:val="none"/>
+          <w:lang w:val="en-US"/>
+        </w:rPr>
+        <w:t xml:space="preserve">...</w:t>
+      </w:r>
+      <w:r/>
+    </w:p>
+    <w:p>
+      <w:pPr>
+        <w:pBdr>
+          <w:top w:val="none" w:color="000000" w:sz="4" w:space="0"/>
+          <w:left w:val="none" w:color="000000" w:sz="4" w:space="0"/>
+          <w:bottom w:val="none" w:color="000000" w:sz="4" w:space="0"/>
+          <w:right w:val="none" w:color="000000" w:sz="4" w:space="0"/>
+        </w:pBdr>
+        <w:shd w:val="clear" w:color="ffffff" w:fill="ffffff"/>
+        <w:spacing w:before="0" w:line="360" w:lineRule="atLeast"/>
+        <w:ind w:right="0" w:firstLine="0" w:left="0"/>
+        <w:rPr>
+          <w:rFonts w:ascii="Google Sans Flex" w:hAnsi="Google Sans Flex" w:eastAsia="Google Sans Flex" w:cs="Google Sans Flex"/>
+          <w:sz w:val="24"/>
+          <w:szCs w:val="24"/>
+          <w:highlight w:val="none"/>
+          <w:lang w:val="en-US"/>
+        </w:rPr>
+      </w:pPr>
+      <w:r>
+        <w:rPr>
+          <w:rFonts w:ascii="Google Sans Flex" w:hAnsi="Google Sans Flex" w:eastAsia="Google Sans Flex" w:cs="Google Sans Flex"/>
+          <w:sz w:val="24"/>
+          <w:highlight w:val="none"/>
+          <w:lang w:val="en-US"/>
+        </w:rPr>
+        <w:t xml:space="preserve">...</w:t>
+      </w:r>
+      <w:r/>
+    </w:p>
+    <w:p>
+      <w:pPr>
+        <w:pBdr>
+          <w:top w:val="none" w:color="000000" w:sz="4" w:space="0"/>
+          <w:left w:val="none" w:color="000000" w:sz="4" w:space="0"/>
+          <w:bottom w:val="none" w:color="000000" w:sz="4" w:space="0"/>
+          <w:right w:val="none" w:color="000000" w:sz="4" w:space="0"/>
+        </w:pBdr>
+        <w:shd w:val="clear" w:color="ffffff" w:fill="ffffff"/>
+        <w:spacing w:before="0" w:line="360" w:lineRule="atLeast"/>
+        <w:ind w:right="0" w:firstLine="0" w:left="0"/>
+        <w:rPr>
+          <w:rFonts w:ascii="Google Sans Flex" w:hAnsi="Google Sans Flex" w:eastAsia="Google Sans Flex" w:cs="Google Sans Flex"/>
+          <w:sz w:val="24"/>
+          <w:szCs w:val="24"/>
+          <w:highlight w:val="none"/>
+          <w:lang w:val="en-US"/>
+        </w:rPr>
+      </w:pPr>
+      <w:r>
+        <w:rPr>
+          <w:rFonts w:ascii="Google Sans Flex" w:hAnsi="Google Sans Flex" w:eastAsia="Google Sans Flex" w:cs="Google Sans Flex"/>
+          <w:sz w:val="24"/>
+          <w:highlight w:val="none"/>
+          <w:lang w:val="en-US"/>
+        </w:rPr>
+        <w:t xml:space="preserve">...</w:t>
+      </w:r>
+      <w:r/>
+    </w:p>
+    <w:p>
+      <w:pPr>
+        <w:pBdr>
+          <w:top w:val="none" w:color="000000" w:sz="4" w:space="0"/>
+          <w:left w:val="none" w:color="000000" w:sz="4" w:space="0"/>
+          <w:bottom w:val="none" w:color="000000" w:sz="4" w:space="0"/>
+          <w:right w:val="none" w:color="000000" w:sz="4" w:space="0"/>
+        </w:pBdr>
+        <w:shd w:val="clear" w:color="ffffff" w:fill="ffffff"/>
+        <w:spacing w:before="0" w:line="360" w:lineRule="atLeast"/>
+        <w:ind w:right="0" w:firstLine="0" w:left="0"/>
+        <w:rPr>
+          <w:rFonts w:ascii="Google Sans Flex" w:hAnsi="Google Sans Flex" w:eastAsia="Google Sans Flex" w:cs="Google Sans Flex"/>
+          <w:sz w:val="24"/>
+          <w:szCs w:val="24"/>
+          <w:highlight w:val="none"/>
+          <w:lang w:val="en-US"/>
+        </w:rPr>
+      </w:pPr>
+      <w:r>
+        <w:rPr>
+          <w:rFonts w:ascii="Google Sans Flex" w:hAnsi="Google Sans Flex" w:eastAsia="Google Sans Flex" w:cs="Google Sans Flex"/>
+          <w:sz w:val="24"/>
+          <w:highlight w:val="none"/>
+          <w:lang w:val="en-US"/>
+        </w:rPr>
+        <w:t xml:space="preserve">...</w:t>
+      </w:r>
+      <w:r/>
+    </w:p>
+    <w:p>
+      <w:pPr>
+        <w:pBdr>
+          <w:top w:val="none" w:color="000000" w:sz="4" w:space="0"/>
+          <w:left w:val="none" w:color="000000" w:sz="4" w:space="0"/>
+          <w:bottom w:val="none" w:color="000000" w:sz="4" w:space="0"/>
+          <w:right w:val="none" w:color="000000" w:sz="4" w:space="0"/>
+        </w:pBdr>
+        <w:shd w:val="clear" w:color="ffffff" w:fill="ffffff"/>
+        <w:spacing w:before="0" w:line="360" w:lineRule="atLeast"/>
+        <w:ind w:right="0" w:firstLine="0" w:left="0"/>
+        <w:rPr>
+          <w:rFonts w:ascii="Google Sans Flex" w:hAnsi="Google Sans Flex" w:eastAsia="Google Sans Flex" w:cs="Google Sans Flex"/>
+          <w:sz w:val="24"/>
+          <w:szCs w:val="24"/>
+          <w:highlight w:val="none"/>
+          <w:lang w:val="en-US"/>
+        </w:rPr>
+      </w:pPr>
+      <w:r>
+        <w:rPr>
+          <w:rFonts w:ascii="Google Sans Flex" w:hAnsi="Google Sans Flex" w:eastAsia="Google Sans Flex" w:cs="Google Sans Flex"/>
+          <w:sz w:val="24"/>
+          <w:highlight w:val="none"/>
+          <w:lang w:val="en-US"/>
+        </w:rPr>
+        <w:t xml:space="preserve">...</w:t>
+      </w:r>
+      <w:r/>
+    </w:p>
+    <w:p>
+      <w:pPr>
+        <w:pBdr>
+          <w:top w:val="none" w:color="000000" w:sz="4" w:space="0"/>
+          <w:left w:val="none" w:color="000000" w:sz="4" w:space="0"/>
+          <w:bottom w:val="none" w:color="000000" w:sz="4" w:space="0"/>
+          <w:right w:val="none" w:color="000000" w:sz="4" w:space="0"/>
+        </w:pBdr>
+        <w:shd w:val="clear" w:color="ffffff" w:fill="ffffff"/>
+        <w:spacing w:before="0" w:line="360" w:lineRule="atLeast"/>
+        <w:ind w:right="0" w:firstLine="0" w:left="0"/>
+        <w:rPr>
+          <w:rFonts w:ascii="Google Sans Flex" w:hAnsi="Google Sans Flex" w:eastAsia="Google Sans Flex" w:cs="Google Sans Flex"/>
+          <w:sz w:val="24"/>
+          <w:szCs w:val="24"/>
+          <w:highlight w:val="none"/>
+          <w:lang w:val="en-US"/>
+        </w:rPr>
+      </w:pPr>
+      <w:r>
+        <w:rPr>
+          <w:rFonts w:ascii="Google Sans Flex" w:hAnsi="Google Sans Flex" w:eastAsia="Google Sans Flex" w:cs="Google Sans Flex"/>
+          <w:sz w:val="24"/>
+          <w:highlight w:val="none"/>
+          <w:lang w:val="en-US"/>
+        </w:rPr>
+        <w:t xml:space="preserve">...</w:t>
+      </w:r>
+      <w:r/>
+    </w:p>
+    <w:p>
+      <w:pPr>
+        <w:pBdr>
+          <w:top w:val="none" w:color="000000" w:sz="4" w:space="0"/>
+          <w:left w:val="none" w:color="000000" w:sz="4" w:space="0"/>
+          <w:bottom w:val="none" w:color="000000" w:sz="4" w:space="0"/>
+          <w:right w:val="none" w:color="000000" w:sz="4" w:space="0"/>
+        </w:pBdr>
+        <w:shd w:val="clear" w:color="ffffff" w:fill="ffffff"/>
+        <w:spacing w:before="0" w:line="360" w:lineRule="atLeast"/>
+        <w:ind w:right="0" w:firstLine="0" w:left="0"/>
+        <w:rPr/>
+      </w:pPr>
+      <w:r>
+        <w:rPr>
+          <w:rFonts w:ascii="Google Sans Flex" w:hAnsi="Google Sans Flex" w:eastAsia="Google Sans Flex" w:cs="Google Sans Flex"/>
+          <w:sz w:val="24"/>
+          <w:highlight w:val="none"/>
+          <w:lang w:val="ru-RU"/>
+        </w:rPr>
+        <w:t xml:space="preserve">Лекция 9 мб </w:t>
+      </w:r>
+      <w:r>
+        <w:rPr>
+          <w:rFonts w:ascii="Google Sans Flex" w:hAnsi="Google Sans Flex" w:eastAsia="Google Sans Flex" w:cs="Google Sans Flex"/>
+          <w:sz w:val="24"/>
+          <w:highlight w:val="none"/>
+          <w:lang w:val="en-US"/>
         </w:rPr>
       </w:r>
-      <w:r/>
     </w:p>
     <w:sectPr>
       <w:footnotePr/>
@@ -4543,9 +4750,9 @@
     <w:lsdException w:name="Bibliography" w:uiPriority="37"/>
     <w:lsdException w:name="TOC Heading" w:uiPriority="39" w:qFormat="1"/>
   </w:latentStyles>
-  <w:style w:type="table" w:styleId="715">
+  <w:style w:type="table" w:styleId="725">
     <w:name w:val="Table Grid"/>
-    <w:basedOn w:val="901"/>
+    <w:basedOn w:val="911"/>
     <w:uiPriority w:val="59"/>
     <w:pPr>
       <w:pBdr/>
@@ -4742,9 +4949,9 @@
       </w:tcPr>
     </w:tblStylePr>
   </w:style>
-  <w:style w:type="table" w:styleId="716">
+  <w:style w:type="table" w:styleId="726">
     <w:name w:val="Table Grid Light"/>
-    <w:basedOn w:val="901"/>
+    <w:basedOn w:val="911"/>
     <w:uiPriority w:val="59"/>
     <w:pPr>
       <w:pBdr/>
@@ -4941,9 +5148,9 @@
       </w:tcPr>
     </w:tblStylePr>
   </w:style>
-  <w:style w:type="table" w:styleId="717">
+  <w:style w:type="table" w:styleId="727">
     <w:name w:val="Plain Table 1"/>
-    <w:basedOn w:val="901"/>
+    <w:basedOn w:val="911"/>
     <w:uiPriority w:val="59"/>
     <w:pPr>
       <w:pBdr/>
@@ -5166,9 +5373,9 @@
       </w:tcPr>
     </w:tblStylePr>
   </w:style>
-  <w:style w:type="table" w:styleId="718">
+  <w:style w:type="table" w:styleId="728">
     <w:name w:val="Plain Table 2"/>
-    <w:basedOn w:val="901"/>
+    <w:basedOn w:val="911"/>
     <w:uiPriority w:val="59"/>
     <w:pPr>
       <w:pBdr/>
@@ -5399,9 +5606,9 @@
       </w:tcPr>
     </w:tblStylePr>
   </w:style>
-  <w:style w:type="table" w:styleId="719">
+  <w:style w:type="table" w:styleId="729">
     <w:name w:val="Plain Table 3"/>
-    <w:basedOn w:val="901"/>
+    <w:basedOn w:val="911"/>
     <w:uiPriority w:val="99"/>
     <w:pPr>
       <w:pBdr/>
@@ -5629,9 +5836,9 @@
       </w:tcPr>
     </w:tblStylePr>
   </w:style>
-  <w:style w:type="table" w:styleId="720">
+  <w:style w:type="table" w:styleId="730">
     <w:name w:val="Plain Table 4"/>
-    <w:basedOn w:val="901"/>
+    <w:basedOn w:val="911"/>
     <w:uiPriority w:val="99"/>
     <w:pPr>
       <w:pBdr/>
@@ -5845,9 +6052,9 @@
       </w:tcPr>
     </w:tblStylePr>
   </w:style>
-  <w:style w:type="table" w:styleId="721">
+  <w:style w:type="table" w:styleId="731">
     <w:name w:val="Plain Table 5"/>
-    <w:basedOn w:val="901"/>
+    <w:basedOn w:val="911"/>
     <w:uiPriority w:val="99"/>
     <w:pPr>
       <w:pBdr/>
@@ -6078,9 +6285,9 @@
       </w:tcPr>
     </w:tblStylePr>
   </w:style>
-  <w:style w:type="table" w:styleId="722">
+  <w:style w:type="table" w:styleId="732">
     <w:name w:val="Grid Table 1 Light"/>
-    <w:basedOn w:val="901"/>
+    <w:basedOn w:val="911"/>
     <w:uiPriority w:val="99"/>
     <w:pPr>
       <w:pBdr/>
@@ -6301,9 +6508,9 @@
       </w:tcPr>
     </w:tblStylePr>
   </w:style>
-  <w:style w:type="table" w:styleId="723">
+  <w:style w:type="table" w:styleId="733">
     <w:name w:val="Grid Table 1 Light - Accent 1"/>
-    <w:basedOn w:val="901"/>
+    <w:basedOn w:val="911"/>
     <w:uiPriority w:val="99"/>
     <w:pPr>
       <w:pBdr/>
@@ -6524,9 +6731,9 @@
       </w:tcPr>
     </w:tblStylePr>
   </w:style>
-  <w:style w:type="table" w:styleId="724">
+  <w:style w:type="table" w:styleId="734">
     <w:name w:val="Grid Table 1 Light - Accent 2"/>
-    <w:basedOn w:val="901"/>
+    <w:basedOn w:val="911"/>
     <w:uiPriority w:val="99"/>
     <w:pPr>
       <w:pBdr/>
@@ -6747,9 +6954,9 @@
       </w:tcPr>
     </w:tblStylePr>
   </w:style>
-  <w:style w:type="table" w:styleId="725">
+  <w:style w:type="table" w:styleId="735">
     <w:name w:val="Grid Table 1 Light - Accent 3"/>
-    <w:basedOn w:val="901"/>
+    <w:basedOn w:val="911"/>
     <w:uiPriority w:val="99"/>
     <w:pPr>
       <w:pBdr/>
@@ -6970,9 +7177,9 @@
       </w:tcPr>
     </w:tblStylePr>
   </w:style>
-  <w:style w:type="table" w:styleId="726">
+  <w:style w:type="table" w:styleId="736">
     <w:name w:val="Grid Table 1 Light - Accent 4"/>
-    <w:basedOn w:val="901"/>
+    <w:basedOn w:val="911"/>
     <w:uiPriority w:val="99"/>
     <w:pPr>
       <w:pBdr/>
@@ -7193,9 +7400,9 @@
       </w:tcPr>
     </w:tblStylePr>
   </w:style>
-  <w:style w:type="table" w:styleId="727">
+  <w:style w:type="table" w:styleId="737">
     <w:name w:val="Grid Table 1 Light - Accent 5"/>
-    <w:basedOn w:val="901"/>
+    <w:basedOn w:val="911"/>
     <w:uiPriority w:val="99"/>
     <w:pPr>
       <w:pBdr/>
@@ -7416,9 +7623,9 @@
       </w:tcPr>
     </w:tblStylePr>
   </w:style>
-  <w:style w:type="table" w:styleId="728">
+  <w:style w:type="table" w:styleId="738">
     <w:name w:val="Grid Table 1 Light - Accent 6"/>
-    <w:basedOn w:val="901"/>
+    <w:basedOn w:val="911"/>
     <w:uiPriority w:val="99"/>
     <w:pPr>
       <w:pBdr/>
@@ -7639,9 +7846,9 @@
       </w:tcPr>
     </w:tblStylePr>
   </w:style>
-  <w:style w:type="table" w:styleId="729">
+  <w:style w:type="table" w:styleId="739">
     <w:name w:val="Grid Table 2"/>
-    <w:basedOn w:val="901"/>
+    <w:basedOn w:val="911"/>
     <w:uiPriority w:val="99"/>
     <w:pPr>
       <w:pBdr/>
@@ -7871,9 +8078,9 @@
       </w:tcPr>
     </w:tblStylePr>
   </w:style>
-  <w:style w:type="table" w:styleId="730">
+  <w:style w:type="table" w:styleId="740">
     <w:name w:val="Grid Table 2 - Accent 1"/>
-    <w:basedOn w:val="901"/>
+    <w:basedOn w:val="911"/>
     <w:uiPriority w:val="99"/>
     <w:pPr>
       <w:pBdr/>
@@ -8103,9 +8310,9 @@
       </w:tcPr>
     </w:tblStylePr>
   </w:style>
-  <w:style w:type="table" w:styleId="731">
+  <w:style w:type="table" w:styleId="741">
     <w:name w:val="Grid Table 2 - Accent 2"/>
-    <w:basedOn w:val="901"/>
+    <w:basedOn w:val="911"/>
     <w:uiPriority w:val="99"/>
     <w:pPr>
       <w:pBdr/>
@@ -8335,9 +8542,9 @@
       </w:tcPr>
     </w:tblStylePr>
   </w:style>
-  <w:style w:type="table" w:styleId="732">
+  <w:style w:type="table" w:styleId="742">
     <w:name w:val="Grid Table 2 - Accent 3"/>
-    <w:basedOn w:val="901"/>
+    <w:basedOn w:val="911"/>
     <w:uiPriority w:val="99"/>
     <w:pPr>
       <w:pBdr/>
@@ -8567,9 +8774,9 @@
       </w:tcPr>
     </w:tblStylePr>
   </w:style>
-  <w:style w:type="table" w:styleId="733">
+  <w:style w:type="table" w:styleId="743">
     <w:name w:val="Grid Table 2 - Accent 4"/>
-    <w:basedOn w:val="901"/>
+    <w:basedOn w:val="911"/>
     <w:uiPriority w:val="99"/>
     <w:pPr>
       <w:pBdr/>
@@ -8799,9 +9006,9 @@
       </w:tcPr>
     </w:tblStylePr>
   </w:style>
-  <w:style w:type="table" w:styleId="734">
+  <w:style w:type="table" w:styleId="744">
     <w:name w:val="Grid Table 2 - Accent 5"/>
-    <w:basedOn w:val="901"/>
+    <w:basedOn w:val="911"/>
     <w:uiPriority w:val="99"/>
     <w:pPr>
       <w:pBdr/>
@@ -9031,9 +9238,9 @@
       </w:tcPr>
     </w:tblStylePr>
   </w:style>
-  <w:style w:type="table" w:styleId="735">
+  <w:style w:type="table" w:styleId="745">
     <w:name w:val="Grid Table 2 - Accent 6"/>
-    <w:basedOn w:val="901"/>
+    <w:basedOn w:val="911"/>
     <w:uiPriority w:val="99"/>
     <w:pPr>
       <w:pBdr/>
@@ -9263,9 +9470,9 @@
       </w:tcPr>
     </w:tblStylePr>
   </w:style>
-  <w:style w:type="table" w:styleId="736">
+  <w:style w:type="table" w:styleId="746">
     <w:name w:val="Grid Table 3"/>
-    <w:basedOn w:val="901"/>
+    <w:basedOn w:val="911"/>
     <w:uiPriority w:val="99"/>
     <w:pPr>
       <w:pBdr/>
@@ -9508,9 +9715,9 @@
       </w:tcPr>
     </w:tblStylePr>
   </w:style>
-  <w:style w:type="table" w:styleId="737">
+  <w:style w:type="table" w:styleId="747">
     <w:name w:val="Grid Table 3 - Accent 1"/>
-    <w:basedOn w:val="901"/>
+    <w:basedOn w:val="911"/>
     <w:uiPriority w:val="99"/>
     <w:pPr>
       <w:pBdr/>
@@ -9753,9 +9960,9 @@
       </w:tcPr>
     </w:tblStylePr>
   </w:style>
-  <w:style w:type="table" w:styleId="738">
+  <w:style w:type="table" w:styleId="748">
     <w:name w:val="Grid Table 3 - Accent 2"/>
-    <w:basedOn w:val="901"/>
+    <w:basedOn w:val="911"/>
     <w:uiPriority w:val="99"/>
     <w:pPr>
       <w:pBdr/>
@@ -9998,9 +10205,9 @@
       </w:tcPr>
     </w:tblStylePr>
   </w:style>
-  <w:style w:type="table" w:styleId="739">
+  <w:style w:type="table" w:styleId="749">
     <w:name w:val="Grid Table 3 - Accent 3"/>
-    <w:basedOn w:val="901"/>
+    <w:basedOn w:val="911"/>
     <w:uiPriority w:val="99"/>
     <w:pPr>
       <w:pBdr/>
@@ -10243,9 +10450,9 @@
       </w:tcPr>
     </w:tblStylePr>
   </w:style>
-  <w:style w:type="table" w:styleId="740">
+  <w:style w:type="table" w:styleId="750">
     <w:name w:val="Grid Table 3 - Accent 4"/>
-    <w:basedOn w:val="901"/>
+    <w:basedOn w:val="911"/>
     <w:uiPriority w:val="99"/>
     <w:pPr>
       <w:pBdr/>
@@ -10488,9 +10695,9 @@
       </w:tcPr>
     </w:tblStylePr>
   </w:style>
-  <w:style w:type="table" w:styleId="741">
+  <w:style w:type="table" w:styleId="751">
     <w:name w:val="Grid Table 3 - Accent 5"/>
-    <w:basedOn w:val="901"/>
+    <w:basedOn w:val="911"/>
     <w:uiPriority w:val="99"/>
     <w:pPr>
       <w:pBdr/>
@@ -10733,9 +10940,9 @@
       </w:tcPr>
     </w:tblStylePr>
   </w:style>
-  <w:style w:type="table" w:styleId="742">
+  <w:style w:type="table" w:styleId="752">
     <w:name w:val="Grid Table 3 - Accent 6"/>
-    <w:basedOn w:val="901"/>
+    <w:basedOn w:val="911"/>
     <w:uiPriority w:val="99"/>
     <w:pPr>
       <w:pBdr/>
@@ -10978,9 +11185,9 @@
       </w:tcPr>
     </w:tblStylePr>
   </w:style>
-  <w:style w:type="table" w:styleId="743">
+  <w:style w:type="table" w:styleId="753">
     <w:name w:val="Grid Table 4"/>
-    <w:basedOn w:val="901"/>
+    <w:basedOn w:val="911"/>
     <w:uiPriority w:val="59"/>
     <w:pPr>
       <w:pBdr/>
@@ -11211,9 +11418,9 @@
       </w:tcPr>
     </w:tblStylePr>
   </w:style>
-  <w:style w:type="table" w:styleId="744">
+  <w:style w:type="table" w:styleId="754">
     <w:name w:val="Grid Table 4 - Accent 1"/>
-    <w:basedOn w:val="901"/>
+    <w:basedOn w:val="911"/>
     <w:uiPriority w:val="59"/>
     <w:pPr>
       <w:pBdr/>
@@ -11444,9 +11651,9 @@
       </w:tcPr>
     </w:tblStylePr>
   </w:style>
-  <w:style w:type="table" w:styleId="745">
+  <w:style w:type="table" w:styleId="755">
     <w:name w:val="Grid Table 4 - Accent 2"/>
-    <w:basedOn w:val="901"/>
+    <w:basedOn w:val="911"/>
     <w:uiPriority w:val="59"/>
     <w:pPr>
       <w:pBdr/>
@@ -11677,9 +11884,9 @@
       </w:tcPr>
     </w:tblStylePr>
   </w:style>
-  <w:style w:type="table" w:styleId="746">
+  <w:style w:type="table" w:styleId="756">
     <w:name w:val="Grid Table 4 - Accent 3"/>
-    <w:basedOn w:val="901"/>
+    <w:basedOn w:val="911"/>
     <w:uiPriority w:val="59"/>
     <w:pPr>
       <w:pBdr/>
@@ -11910,9 +12117,9 @@
       </w:tcPr>
     </w:tblStylePr>
   </w:style>
-  <w:style w:type="table" w:styleId="747">
+  <w:style w:type="table" w:styleId="757">
     <w:name w:val="Grid Table 4 - Accent 4"/>
-    <w:basedOn w:val="901"/>
+    <w:basedOn w:val="911"/>
     <w:uiPriority w:val="59"/>
     <w:pPr>
       <w:pBdr/>
@@ -12143,9 +12350,9 @@
       </w:tcPr>
     </w:tblStylePr>
   </w:style>
-  <w:style w:type="table" w:styleId="748">
+  <w:style w:type="table" w:styleId="758">
     <w:name w:val="Grid Table 4 - Accent 5"/>
-    <w:basedOn w:val="901"/>
+    <w:basedOn w:val="911"/>
     <w:uiPriority w:val="59"/>
     <w:pPr>
       <w:pBdr/>
@@ -12376,9 +12583,9 @@
       </w:tcPr>
     </w:tblStylePr>
   </w:style>
-  <w:style w:type="table" w:styleId="749">
+  <w:style w:type="table" w:styleId="759">
     <w:name w:val="Grid Table 4 - Accent 6"/>
-    <w:basedOn w:val="901"/>
+    <w:basedOn w:val="911"/>
     <w:uiPriority w:val="59"/>
     <w:pPr>
       <w:pBdr/>
@@ -12609,9 +12816,9 @@
       </w:tcPr>
     </w:tblStylePr>
   </w:style>
-  <w:style w:type="table" w:styleId="750">
+  <w:style w:type="table" w:styleId="760">
     <w:name w:val="Grid Table 5 Dark"/>
-    <w:basedOn w:val="901"/>
+    <w:basedOn w:val="911"/>
     <w:uiPriority w:val="99"/>
     <w:pPr>
       <w:pBdr/>
@@ -12837,9 +13044,9 @@
       </w:tcPr>
     </w:tblStylePr>
   </w:style>
-  <w:style w:type="table" w:styleId="751">
+  <w:style w:type="table" w:styleId="761">
     <w:name w:val="Grid Table 5 Dark- Accent 1"/>
-    <w:basedOn w:val="901"/>
+    <w:basedOn w:val="911"/>
     <w:uiPriority w:val="99"/>
     <w:pPr>
       <w:pBdr/>
@@ -13065,9 +13272,9 @@
       </w:tcPr>
     </w:tblStylePr>
   </w:style>
-  <w:style w:type="table" w:styleId="752">
+  <w:style w:type="table" w:styleId="762">
     <w:name w:val="Grid Table 5 Dark - Accent 2"/>
-    <w:basedOn w:val="901"/>
+    <w:basedOn w:val="911"/>
     <w:uiPriority w:val="99"/>
     <w:pPr>
       <w:pBdr/>
@@ -13293,9 +13500,9 @@
       </w:tcPr>
     </w:tblStylePr>
   </w:style>
-  <w:style w:type="table" w:styleId="753">
+  <w:style w:type="table" w:styleId="763">
     <w:name w:val="Grid Table 5 Dark - Accent 3"/>
-    <w:basedOn w:val="901"/>
+    <w:basedOn w:val="911"/>
     <w:uiPriority w:val="99"/>
     <w:pPr>
       <w:pBdr/>
@@ -13521,9 +13728,9 @@
       </w:tcPr>
     </w:tblStylePr>
   </w:style>
-  <w:style w:type="table" w:styleId="754">
+  <w:style w:type="table" w:styleId="764">
     <w:name w:val="Grid Table 5 Dark- Accent 4"/>
-    <w:basedOn w:val="901"/>
+    <w:basedOn w:val="911"/>
     <w:uiPriority w:val="99"/>
     <w:pPr>
       <w:pBdr/>
@@ -13749,9 +13956,9 @@
       </w:tcPr>
     </w:tblStylePr>
   </w:style>
-  <w:style w:type="table" w:styleId="755">
+  <w:style w:type="table" w:styleId="765">
     <w:name w:val="Grid Table 5 Dark - Accent 5"/>
-    <w:basedOn w:val="901"/>
+    <w:basedOn w:val="911"/>
     <w:uiPriority w:val="99"/>
     <w:pPr>
       <w:pBdr/>
@@ -13977,9 +14184,9 @@
       </w:tcPr>
     </w:tblStylePr>
   </w:style>
-  <w:style w:type="table" w:styleId="756">
+  <w:style w:type="table" w:styleId="766">
     <w:name w:val="Grid Table 5 Dark - Accent 6"/>
-    <w:basedOn w:val="901"/>
+    <w:basedOn w:val="911"/>
     <w:uiPriority w:val="99"/>
     <w:pPr>
       <w:pBdr/>
@@ -14205,9 +14412,9 @@
       </w:tcPr>
     </w:tblStylePr>
   </w:style>
-  <w:style w:type="table" w:styleId="757">
+  <w:style w:type="table" w:styleId="767">
     <w:name w:val="Grid Table 6 Colorful"/>
-    <w:basedOn w:val="901"/>
+    <w:basedOn w:val="911"/>
     <w:uiPriority w:val="99"/>
     <w:pPr>
       <w:pBdr/>
@@ -14435,9 +14642,9 @@
       </w:tcPr>
     </w:tblStylePr>
   </w:style>
-  <w:style w:type="table" w:styleId="758">
+  <w:style w:type="table" w:styleId="768">
     <w:name w:val="Grid Table 6 Colorful - Accent 1"/>
-    <w:basedOn w:val="901"/>
+    <w:basedOn w:val="911"/>
     <w:uiPriority w:val="99"/>
     <w:pPr>
       <w:pBdr/>
@@ -14665,9 +14872,9 @@
       </w:tcPr>
     </w:tblStylePr>
   </w:style>
-  <w:style w:type="table" w:styleId="759">
+  <w:style w:type="table" w:styleId="769">
     <w:name w:val="Grid Table 6 Colorful - Accent 2"/>
-    <w:basedOn w:val="901"/>
+    <w:basedOn w:val="911"/>
     <w:uiPriority w:val="99"/>
     <w:pPr>
       <w:pBdr/>
@@ -14895,9 +15102,9 @@
       </w:tcPr>
     </w:tblStylePr>
   </w:style>
-  <w:style w:type="table" w:styleId="760">
+  <w:style w:type="table" w:styleId="770">
     <w:name w:val="Grid Table 6 Colorful - Accent 3"/>
-    <w:basedOn w:val="901"/>
+    <w:basedOn w:val="911"/>
     <w:uiPriority w:val="99"/>
     <w:pPr>
       <w:pBdr/>
@@ -15125,9 +15332,9 @@
       </w:tcPr>
     </w:tblStylePr>
   </w:style>
-  <w:style w:type="table" w:styleId="761">
+  <w:style w:type="table" w:styleId="771">
     <w:name w:val="Grid Table 6 Colorful - Accent 4"/>
-    <w:basedOn w:val="901"/>
+    <w:basedOn w:val="911"/>
     <w:uiPriority w:val="99"/>
     <w:pPr>
       <w:pBdr/>
@@ -15355,9 +15562,9 @@
       </w:tcPr>
     </w:tblStylePr>
   </w:style>
-  <w:style w:type="table" w:styleId="762">
+  <w:style w:type="table" w:styleId="772">
     <w:name w:val="Grid Table 6 Colorful - Accent 5"/>
-    <w:basedOn w:val="901"/>
+    <w:basedOn w:val="911"/>
     <w:uiPriority w:val="99"/>
     <w:pPr>
       <w:pBdr/>
@@ -15585,9 +15792,9 @@
       </w:tcPr>
     </w:tblStylePr>
   </w:style>
-  <w:style w:type="table" w:styleId="763">
+  <w:style w:type="table" w:styleId="773">
     <w:name w:val="Grid Table 6 Colorful - Accent 6"/>
-    <w:basedOn w:val="901"/>
+    <w:basedOn w:val="911"/>
     <w:uiPriority w:val="99"/>
     <w:pPr>
       <w:pBdr/>
@@ -15815,9 +16022,9 @@
       </w:tcPr>
     </w:tblStylePr>
   </w:style>
-  <w:style w:type="table" w:styleId="764">
+  <w:style w:type="table" w:styleId="774">
     <w:name w:val="Grid Table 7 Colorful"/>
-    <w:basedOn w:val="901"/>
+    <w:basedOn w:val="911"/>
     <w:uiPriority w:val="99"/>
     <w:pPr>
       <w:pBdr/>
@@ -16069,9 +16276,9 @@
       </w:tcPr>
     </w:tblStylePr>
   </w:style>
-  <w:style w:type="table" w:styleId="765">
+  <w:style w:type="table" w:styleId="775">
     <w:name w:val="Grid Table 7 Colorful - Accent 1"/>
-    <w:basedOn w:val="901"/>
+    <w:basedOn w:val="911"/>
     <w:uiPriority w:val="99"/>
     <w:pPr>
       <w:pBdr/>
@@ -16323,9 +16530,9 @@
       </w:tcPr>
     </w:tblStylePr>
   </w:style>
-  <w:style w:type="table" w:styleId="766">
+  <w:style w:type="table" w:styleId="776">
     <w:name w:val="Grid Table 7 Colorful - Accent 2"/>
-    <w:basedOn w:val="901"/>
+    <w:basedOn w:val="911"/>
     <w:uiPriority w:val="99"/>
     <w:pPr>
       <w:pBdr/>
@@ -16577,9 +16784,9 @@
       </w:tcPr>
     </w:tblStylePr>
   </w:style>
-  <w:style w:type="table" w:styleId="767">
+  <w:style w:type="table" w:styleId="777">
     <w:name w:val="Grid Table 7 Colorful - Accent 3"/>
-    <w:basedOn w:val="901"/>
+    <w:basedOn w:val="911"/>
     <w:uiPriority w:val="99"/>
     <w:pPr>
       <w:pBdr/>
@@ -16831,9 +17038,9 @@
       </w:tcPr>
     </w:tblStylePr>
   </w:style>
-  <w:style w:type="table" w:styleId="768">
+  <w:style w:type="table" w:styleId="778">
     <w:name w:val="Grid Table 7 Colorful - Accent 4"/>
-    <w:basedOn w:val="901"/>
+    <w:basedOn w:val="911"/>
     <w:uiPriority w:val="99"/>
     <w:pPr>
       <w:pBdr/>
@@ -17085,9 +17292,9 @@
       </w:tcPr>
     </w:tblStylePr>
   </w:style>
-  <w:style w:type="table" w:styleId="769">
+  <w:style w:type="table" w:styleId="779">
     <w:name w:val="Grid Table 7 Colorful - Accent 5"/>
-    <w:basedOn w:val="901"/>
+    <w:basedOn w:val="911"/>
     <w:uiPriority w:val="99"/>
     <w:pPr>
       <w:pBdr/>
@@ -17339,9 +17546,9 @@
       </w:tcPr>
     </w:tblStylePr>
   </w:style>
-  <w:style w:type="table" w:styleId="770">
+  <w:style w:type="table" w:styleId="780">
     <w:name w:val="Grid Table 7 Colorful - Accent 6"/>
-    <w:basedOn w:val="901"/>
+    <w:basedOn w:val="911"/>
     <w:uiPriority w:val="99"/>
     <w:pPr>
       <w:pBdr/>
@@ -17593,9 +17800,9 @@
       </w:tcPr>
     </w:tblStylePr>
   </w:style>
-  <w:style w:type="table" w:styleId="771">
+  <w:style w:type="table" w:styleId="781">
     <w:name w:val="List Table 1 Light"/>
-    <w:basedOn w:val="901"/>
+    <w:basedOn w:val="911"/>
     <w:uiPriority w:val="99"/>
     <w:pPr>
       <w:pBdr/>
@@ -17809,9 +18016,9 @@
       </w:tcPr>
     </w:tblStylePr>
   </w:style>
-  <w:style w:type="table" w:styleId="772">
+  <w:style w:type="table" w:styleId="782">
     <w:name w:val="List Table 1 Light - Accent 1"/>
-    <w:basedOn w:val="901"/>
+    <w:basedOn w:val="911"/>
     <w:uiPriority w:val="99"/>
     <w:pPr>
       <w:pBdr/>
@@ -18025,9 +18232,9 @@
       </w:tcPr>
     </w:tblStylePr>
   </w:style>
-  <w:style w:type="table" w:styleId="773">
+  <w:style w:type="table" w:styleId="783">
     <w:name w:val="List Table 1 Light - Accent 2"/>
-    <w:basedOn w:val="901"/>
+    <w:basedOn w:val="911"/>
     <w:uiPriority w:val="99"/>
     <w:pPr>
       <w:pBdr/>
@@ -18241,9 +18448,9 @@
       </w:tcPr>
     </w:tblStylePr>
   </w:style>
-  <w:style w:type="table" w:styleId="774">
+  <w:style w:type="table" w:styleId="784">
     <w:name w:val="List Table 1 Light - Accent 3"/>
-    <w:basedOn w:val="901"/>
+    <w:basedOn w:val="911"/>
     <w:uiPriority w:val="99"/>
     <w:pPr>
       <w:pBdr/>
@@ -18457,9 +18664,9 @@
       </w:tcPr>
     </w:tblStylePr>
   </w:style>
-  <w:style w:type="table" w:styleId="775">
+  <w:style w:type="table" w:styleId="785">
     <w:name w:val="List Table 1 Light - Accent 4"/>
-    <w:basedOn w:val="901"/>
+    <w:basedOn w:val="911"/>
     <w:uiPriority w:val="99"/>
     <w:pPr>
       <w:pBdr/>
@@ -18673,9 +18880,9 @@
       </w:tcPr>
     </w:tblStylePr>
   </w:style>
-  <w:style w:type="table" w:styleId="776">
+  <w:style w:type="table" w:styleId="786">
     <w:name w:val="List Table 1 Light - Accent 5"/>
-    <w:basedOn w:val="901"/>
+    <w:basedOn w:val="911"/>
     <w:uiPriority w:val="99"/>
     <w:pPr>
       <w:pBdr/>
@@ -18889,9 +19096,9 @@
       </w:tcPr>
     </w:tblStylePr>
   </w:style>
-  <w:style w:type="table" w:styleId="777">
+  <w:style w:type="table" w:styleId="787">
     <w:name w:val="List Table 1 Light - Accent 6"/>
-    <w:basedOn w:val="901"/>
+    <w:basedOn w:val="911"/>
     <w:uiPriority w:val="99"/>
     <w:pPr>
       <w:pBdr/>
@@ -19105,9 +19312,9 @@
       </w:tcPr>
     </w:tblStylePr>
   </w:style>
-  <w:style w:type="table" w:styleId="778">
+  <w:style w:type="table" w:styleId="788">
     <w:name w:val="List Table 2"/>
-    <w:basedOn w:val="901"/>
+    <w:basedOn w:val="911"/>
     <w:uiPriority w:val="99"/>
     <w:pPr>
       <w:pBdr/>
@@ -19343,9 +19550,9 @@
       </w:tcPr>
     </w:tblStylePr>
   </w:style>
-  <w:style w:type="table" w:styleId="779">
+  <w:style w:type="table" w:styleId="789">
     <w:name w:val="List Table 2 - Accent 1"/>
-    <w:basedOn w:val="901"/>
+    <w:basedOn w:val="911"/>
     <w:uiPriority w:val="99"/>
     <w:pPr>
       <w:pBdr/>
@@ -19581,9 +19788,9 @@
       </w:tcPr>
     </w:tblStylePr>
   </w:style>
-  <w:style w:type="table" w:styleId="780">
+  <w:style w:type="table" w:styleId="790">
     <w:name w:val="List Table 2 - Accent 2"/>
-    <w:basedOn w:val="901"/>
+    <w:basedOn w:val="911"/>
     <w:uiPriority w:val="99"/>
     <w:pPr>
       <w:pBdr/>
@@ -19819,9 +20026,9 @@
       </w:tcPr>
     </w:tblStylePr>
   </w:style>
-  <w:style w:type="table" w:styleId="781">
+  <w:style w:type="table" w:styleId="791">
     <w:name w:val="List Table 2 - Accent 3"/>
-    <w:basedOn w:val="901"/>
+    <w:basedOn w:val="911"/>
     <w:uiPriority w:val="99"/>
     <w:pPr>
       <w:pBdr/>
@@ -20057,9 +20264,9 @@
       </w:tcPr>
     </w:tblStylePr>
   </w:style>
-  <w:style w:type="table" w:styleId="782">
+  <w:style w:type="table" w:styleId="792">
     <w:name w:val="List Table 2 - Accent 4"/>
-    <w:basedOn w:val="901"/>
+    <w:basedOn w:val="911"/>
     <w:uiPriority w:val="99"/>
     <w:pPr>
       <w:pBdr/>
@@ -20295,9 +20502,9 @@
       </w:tcPr>
     </w:tblStylePr>
   </w:style>
-  <w:style w:type="table" w:styleId="783">
+  <w:style w:type="table" w:styleId="793">
     <w:name w:val="List Table 2 - Accent 5"/>
-    <w:basedOn w:val="901"/>
+    <w:basedOn w:val="911"/>
     <w:uiPriority w:val="99"/>
     <w:pPr>
       <w:pBdr/>
@@ -20533,9 +20740,9 @@
       </w:tcPr>
     </w:tblStylePr>
   </w:style>
-  <w:style w:type="table" w:styleId="784">
+  <w:style w:type="table" w:styleId="794">
     <w:name w:val="List Table 2 - Accent 6"/>
-    <w:basedOn w:val="901"/>
+    <w:basedOn w:val="911"/>
     <w:uiPriority w:val="99"/>
     <w:pPr>
       <w:pBdr/>
@@ -20771,9 +20978,9 @@
       </w:tcPr>
     </w:tblStylePr>
   </w:style>
-  <w:style w:type="table" w:styleId="785">
+  <w:style w:type="table" w:styleId="795">
     <w:name w:val="List Table 3"/>
-    <w:basedOn w:val="901"/>
+    <w:basedOn w:val="911"/>
     <w:uiPriority w:val="99"/>
     <w:pPr>
       <w:pBdr/>
@@ -20999,9 +21206,9 @@
       </w:tcPr>
     </w:tblStylePr>
   </w:style>
-  <w:style w:type="table" w:styleId="786">
+  <w:style w:type="table" w:styleId="796">
     <w:name w:val="List Table 3 - Accent 1"/>
-    <w:basedOn w:val="901"/>
+    <w:basedOn w:val="911"/>
     <w:uiPriority w:val="99"/>
     <w:pPr>
       <w:pBdr/>
@@ -21227,9 +21434,9 @@
       </w:tcPr>
     </w:tblStylePr>
   </w:style>
-  <w:style w:type="table" w:styleId="787">
+  <w:style w:type="table" w:styleId="797">
     <w:name w:val="List Table 3 - Accent 2"/>
-    <w:basedOn w:val="901"/>
+    <w:basedOn w:val="911"/>
     <w:uiPriority w:val="99"/>
     <w:pPr>
       <w:pBdr/>
@@ -21455,9 +21662,9 @@
       </w:tcPr>
     </w:tblStylePr>
   </w:style>
-  <w:style w:type="table" w:styleId="788">
+  <w:style w:type="table" w:styleId="798">
     <w:name w:val="List Table 3 - Accent 3"/>
-    <w:basedOn w:val="901"/>
+    <w:basedOn w:val="911"/>
     <w:uiPriority w:val="99"/>
     <w:pPr>
       <w:pBdr/>
@@ -21683,9 +21890,9 @@
       </w:tcPr>
     </w:tblStylePr>
   </w:style>
-  <w:style w:type="table" w:styleId="789">
+  <w:style w:type="table" w:styleId="799">
     <w:name w:val="List Table 3 - Accent 4"/>
-    <w:basedOn w:val="901"/>
+    <w:basedOn w:val="911"/>
     <w:uiPriority w:val="99"/>
     <w:pPr>
       <w:pBdr/>
@@ -21911,9 +22118,9 @@
       </w:tcPr>
     </w:tblStylePr>
   </w:style>
-  <w:style w:type="table" w:styleId="790">
+  <w:style w:type="table" w:styleId="800">
     <w:name w:val="List Table 3 - Accent 5"/>
-    <w:basedOn w:val="901"/>
+    <w:basedOn w:val="911"/>
     <w:uiPriority w:val="99"/>
     <w:pPr>
       <w:pBdr/>
@@ -22139,9 +22346,9 @@
       </w:tcPr>
     </w:tblStylePr>
   </w:style>
-  <w:style w:type="table" w:styleId="791">
+  <w:style w:type="table" w:styleId="801">
     <w:name w:val="List Table 3 - Accent 6"/>
-    <w:basedOn w:val="901"/>
+    <w:basedOn w:val="911"/>
     <w:uiPriority w:val="99"/>
     <w:pPr>
       <w:pBdr/>
@@ -22367,9 +22574,9 @@
       </w:tcPr>
     </w:tblStylePr>
   </w:style>
-  <w:style w:type="table" w:styleId="792">
+  <w:style w:type="table" w:styleId="802">
     <w:name w:val="List Table 4"/>
-    <w:basedOn w:val="901"/>
+    <w:basedOn w:val="911"/>
     <w:uiPriority w:val="99"/>
     <w:pPr>
       <w:pBdr/>
@@ -22592,9 +22799,9 @@
       </w:tcPr>
     </w:tblStylePr>
   </w:style>
-  <w:style w:type="table" w:styleId="793">
+  <w:style w:type="table" w:styleId="803">
     <w:name w:val="List Table 4 - Accent 1"/>
-    <w:basedOn w:val="901"/>
+    <w:basedOn w:val="911"/>
     <w:uiPriority w:val="99"/>
     <w:pPr>
       <w:pBdr/>
@@ -22817,9 +23024,9 @@
       </w:tcPr>
     </w:tblStylePr>
   </w:style>
-  <w:style w:type="table" w:styleId="794">
+  <w:style w:type="table" w:styleId="804">
     <w:name w:val="List Table 4 - Accent 2"/>
-    <w:basedOn w:val="901"/>
+    <w:basedOn w:val="911"/>
     <w:uiPriority w:val="99"/>
     <w:pPr>
       <w:pBdr/>
@@ -23042,9 +23249,9 @@
       </w:tcPr>
     </w:tblStylePr>
   </w:style>
-  <w:style w:type="table" w:styleId="795">
+  <w:style w:type="table" w:styleId="805">
     <w:name w:val="List Table 4 - Accent 3"/>
-    <w:basedOn w:val="901"/>
+    <w:basedOn w:val="911"/>
     <w:uiPriority w:val="99"/>
     <w:pPr>
       <w:pBdr/>
@@ -23267,9 +23474,9 @@
       </w:tcPr>
     </w:tblStylePr>
   </w:style>
-  <w:style w:type="table" w:styleId="796">
+  <w:style w:type="table" w:styleId="806">
     <w:name w:val="List Table 4 - Accent 4"/>
-    <w:basedOn w:val="901"/>
+    <w:basedOn w:val="911"/>
     <w:uiPriority w:val="99"/>
     <w:pPr>
       <w:pBdr/>
@@ -23492,9 +23699,9 @@
       </w:tcPr>
     </w:tblStylePr>
   </w:style>
-  <w:style w:type="table" w:styleId="797">
+  <w:style w:type="table" w:styleId="807">
     <w:name w:val="List Table 4 - Accent 5"/>
-    <w:basedOn w:val="901"/>
+    <w:basedOn w:val="911"/>
     <w:uiPriority w:val="99"/>
     <w:pPr>
       <w:pBdr/>
@@ -23717,9 +23924,9 @@
       </w:tcPr>
     </w:tblStylePr>
   </w:style>
-  <w:style w:type="table" w:styleId="798">
+  <w:style w:type="table" w:styleId="808">
     <w:name w:val="List Table 4 - Accent 6"/>
-    <w:basedOn w:val="901"/>
+    <w:basedOn w:val="911"/>
     <w:uiPriority w:val="99"/>
     <w:pPr>
       <w:pBdr/>
@@ -23942,9 +24149,9 @@
       </w:tcPr>
     </w:tblStylePr>
   </w:style>
-  <w:style w:type="table" w:styleId="799">
+  <w:style w:type="table" w:styleId="809">
     <w:name w:val="List Table 5 Dark"/>
-    <w:basedOn w:val="901"/>
+    <w:basedOn w:val="911"/>
     <w:uiPriority w:val="99"/>
     <w:pPr>
       <w:pBdr/>
@@ -24184,9 +24391,9 @@
       </w:tcPr>
     </w:tblStylePr>
   </w:style>
-  <w:style w:type="table" w:styleId="800">
+  <w:style w:type="table" w:styleId="810">
     <w:name w:val="List Table 5 Dark - Accent 1"/>
-    <w:basedOn w:val="901"/>
+    <w:basedOn w:val="911"/>
     <w:uiPriority w:val="99"/>
     <w:pPr>
       <w:pBdr/>
@@ -24426,9 +24633,9 @@
       </w:tcPr>
     </w:tblStylePr>
   </w:style>
-  <w:style w:type="table" w:styleId="801">
+  <w:style w:type="table" w:styleId="811">
     <w:name w:val="List Table 5 Dark - Accent 2"/>
-    <w:basedOn w:val="901"/>
+    <w:basedOn w:val="911"/>
     <w:uiPriority w:val="99"/>
     <w:pPr>
       <w:pBdr/>
@@ -24668,9 +24875,9 @@
       </w:tcPr>
     </w:tblStylePr>
   </w:style>
-  <w:style w:type="table" w:styleId="802">
+  <w:style w:type="table" w:styleId="812">
     <w:name w:val="List Table 5 Dark - Accent 3"/>
-    <w:basedOn w:val="901"/>
+    <w:basedOn w:val="911"/>
     <w:uiPriority w:val="99"/>
     <w:pPr>
       <w:pBdr/>
@@ -24910,9 +25117,9 @@
       </w:tcPr>
     </w:tblStylePr>
   </w:style>
-  <w:style w:type="table" w:styleId="803">
+  <w:style w:type="table" w:styleId="813">
     <w:name w:val="List Table 5 Dark - Accent 4"/>
-    <w:basedOn w:val="901"/>
+    <w:basedOn w:val="911"/>
     <w:uiPriority w:val="99"/>
     <w:pPr>
       <w:pBdr/>
@@ -25152,9 +25359,9 @@
       </w:tcPr>
     </w:tblStylePr>
   </w:style>
-  <w:style w:type="table" w:styleId="804">
+  <w:style w:type="table" w:styleId="814">
     <w:name w:val="List Table 5 Dark - Accent 5"/>
-    <w:basedOn w:val="901"/>
+    <w:basedOn w:val="911"/>
     <w:uiPriority w:val="99"/>
     <w:pPr>
       <w:pBdr/>
@@ -25394,9 +25601,9 @@
       </w:tcPr>
     </w:tblStylePr>
   </w:style>
-  <w:style w:type="table" w:styleId="805">
+  <w:style w:type="table" w:styleId="815">
     <w:name w:val="List Table 5 Dark - Accent 6"/>
-    <w:basedOn w:val="901"/>
+    <w:basedOn w:val="911"/>
     <w:uiPriority w:val="99"/>
     <w:pPr>
       <w:pBdr/>
@@ -25636,9 +25843,9 @@
       </w:tcPr>
     </w:tblStylePr>
   </w:style>
-  <w:style w:type="table" w:styleId="806">
+  <w:style w:type="table" w:styleId="816">
     <w:name w:val="List Table 6 Colorful"/>
-    <w:basedOn w:val="901"/>
+    <w:basedOn w:val="911"/>
     <w:uiPriority w:val="99"/>
     <w:pPr>
       <w:pBdr/>
@@ -25859,9 +26066,9 @@
       </w:tcPr>
     </w:tblStylePr>
   </w:style>
-  <w:style w:type="table" w:styleId="807">
+  <w:style w:type="table" w:styleId="817">
     <w:name w:val="List Table 6 Colorful - Accent 1"/>
-    <w:basedOn w:val="901"/>
+    <w:basedOn w:val="911"/>
     <w:uiPriority w:val="99"/>
     <w:pPr>
       <w:pBdr/>
@@ -26082,9 +26289,9 @@
       </w:tcPr>
     </w:tblStylePr>
   </w:style>
-  <w:style w:type="table" w:styleId="808">
+  <w:style w:type="table" w:styleId="818">
     <w:name w:val="List Table 6 Colorful - Accent 2"/>
-    <w:basedOn w:val="901"/>
+    <w:basedOn w:val="911"/>
     <w:uiPriority w:val="99"/>
     <w:pPr>
       <w:pBdr/>
@@ -26305,9 +26512,9 @@
       </w:tcPr>
     </w:tblStylePr>
   </w:style>
-  <w:style w:type="table" w:styleId="809">
+  <w:style w:type="table" w:styleId="819">
     <w:name w:val="List Table 6 Colorful - Accent 3"/>
-    <w:basedOn w:val="901"/>
+    <w:basedOn w:val="911"/>
     <w:uiPriority w:val="99"/>
     <w:pPr>
       <w:pBdr/>
@@ -26528,9 +26735,9 @@
       </w:tcPr>
     </w:tblStylePr>
   </w:style>
-  <w:style w:type="table" w:styleId="810">
+  <w:style w:type="table" w:styleId="820">
     <w:name w:val="List Table 6 Colorful - Accent 4"/>
-    <w:basedOn w:val="901"/>
+    <w:basedOn w:val="911"/>
     <w:uiPriority w:val="99"/>
     <w:pPr>
       <w:pBdr/>
@@ -26751,9 +26958,9 @@
       </w:tcPr>
     </w:tblStylePr>
   </w:style>
-  <w:style w:type="table" w:styleId="811">
+  <w:style w:type="table" w:styleId="821">
     <w:name w:val="List Table 6 Colorful - Accent 5"/>
-    <w:basedOn w:val="901"/>
+    <w:basedOn w:val="911"/>
     <w:uiPriority w:val="99"/>
     <w:pPr>
       <w:pBdr/>
@@ -26974,9 +27181,9 @@
       </w:tcPr>
     </w:tblStylePr>
   </w:style>
-  <w:style w:type="table" w:styleId="812">
+  <w:style w:type="table" w:styleId="822">
     <w:name w:val="List Table 6 Colorful - Accent 6"/>
-    <w:basedOn w:val="901"/>
+    <w:basedOn w:val="911"/>
     <w:uiPriority w:val="99"/>
     <w:pPr>
       <w:pBdr/>
@@ -27197,9 +27404,9 @@
       </w:tcPr>
     </w:tblStylePr>
   </w:style>
-  <w:style w:type="table" w:styleId="813">
+  <w:style w:type="table" w:styleId="823">
     <w:name w:val="List Table 7 Colorful"/>
-    <w:basedOn w:val="901"/>
+    <w:basedOn w:val="911"/>
     <w:uiPriority w:val="99"/>
     <w:pPr>
       <w:pBdr/>
@@ -27453,9 +27660,9 @@
       </w:tcPr>
     </w:tblStylePr>
   </w:style>
-  <w:style w:type="table" w:styleId="814">
+  <w:style w:type="table" w:styleId="824">
     <w:name w:val="List Table 7 Colorful - Accent 1"/>
-    <w:basedOn w:val="901"/>
+    <w:basedOn w:val="911"/>
     <w:uiPriority w:val="99"/>
     <w:pPr>
       <w:pBdr/>
@@ -27709,9 +27916,9 @@
       </w:tcPr>
     </w:tblStylePr>
   </w:style>
-  <w:style w:type="table" w:styleId="815">
+  <w:style w:type="table" w:styleId="825">
     <w:name w:val="List Table 7 Colorful - Accent 2"/>
-    <w:basedOn w:val="901"/>
+    <w:basedOn w:val="911"/>
     <w:uiPriority w:val="99"/>
     <w:pPr>
       <w:pBdr/>
@@ -27965,9 +28172,9 @@
       </w:tcPr>
     </w:tblStylePr>
   </w:style>
-  <w:style w:type="table" w:styleId="816">
+  <w:style w:type="table" w:styleId="826">
     <w:name w:val="List Table 7 Colorful - Accent 3"/>
-    <w:basedOn w:val="901"/>
+    <w:basedOn w:val="911"/>
     <w:uiPriority w:val="99"/>
     <w:pPr>
       <w:pBdr/>
@@ -28221,9 +28428,9 @@
       </w:tcPr>
     </w:tblStylePr>
   </w:style>
-  <w:style w:type="table" w:styleId="817">
+  <w:style w:type="table" w:styleId="827">
     <w:name w:val="List Table 7 Colorful - Accent 4"/>
-    <w:basedOn w:val="901"/>
+    <w:basedOn w:val="911"/>
     <w:uiPriority w:val="99"/>
     <w:pPr>
       <w:pBdr/>
@@ -28477,9 +28684,9 @@
       </w:tcPr>
     </w:tblStylePr>
   </w:style>
-  <w:style w:type="table" w:styleId="818">
+  <w:style w:type="table" w:styleId="828">
     <w:name w:val="List Table 7 Colorful - Accent 5"/>
-    <w:basedOn w:val="901"/>
+    <w:basedOn w:val="911"/>
     <w:uiPriority w:val="99"/>
     <w:pPr>
       <w:pBdr/>
@@ -28733,9 +28940,9 @@
       </w:tcPr>
     </w:tblStylePr>
   </w:style>
-  <w:style w:type="table" w:styleId="819">
+  <w:style w:type="table" w:styleId="829">
     <w:name w:val="List Table 7 Colorful - Accent 6"/>
-    <w:basedOn w:val="901"/>
+    <w:basedOn w:val="911"/>
     <w:uiPriority w:val="99"/>
     <w:pPr>
       <w:pBdr/>
@@ -28989,9 +29196,9 @@
       </w:tcPr>
     </w:tblStylePr>
   </w:style>
-  <w:style w:type="table" w:styleId="820">
+  <w:style w:type="table" w:styleId="830">
     <w:name w:val="Lined - Accent"/>
-    <w:basedOn w:val="901"/>
+    <w:basedOn w:val="911"/>
     <w:uiPriority w:val="99"/>
     <w:pPr>
       <w:pBdr/>
@@ -29226,9 +29433,9 @@
       </w:tcPr>
     </w:tblStylePr>
   </w:style>
-  <w:style w:type="table" w:styleId="821">
+  <w:style w:type="table" w:styleId="831">
     <w:name w:val="Lined - Accent 1"/>
-    <w:basedOn w:val="901"/>
+    <w:basedOn w:val="911"/>
     <w:uiPriority w:val="99"/>
     <w:pPr>
       <w:pBdr/>
@@ -29463,9 +29670,9 @@
       </w:tcPr>
     </w:tblStylePr>
   </w:style>
-  <w:style w:type="table" w:styleId="822">
+  <w:style w:type="table" w:styleId="832">
     <w:name w:val="Lined - Accent 2"/>
-    <w:basedOn w:val="901"/>
+    <w:basedOn w:val="911"/>
     <w:uiPriority w:val="99"/>
     <w:pPr>
       <w:pBdr/>
@@ -29700,9 +29907,9 @@
       </w:tcPr>
     </w:tblStylePr>
   </w:style>
-  <w:style w:type="table" w:styleId="823">
+  <w:style w:type="table" w:styleId="833">
     <w:name w:val="Lined - Accent 3"/>
-    <w:basedOn w:val="901"/>
+    <w:basedOn w:val="911"/>
     <w:uiPriority w:val="99"/>
     <w:pPr>
       <w:pBdr/>
@@ -29937,9 +30144,9 @@
       </w:tcPr>
     </w:tblStylePr>
   </w:style>
-  <w:style w:type="table" w:styleId="824">
+  <w:style w:type="table" w:styleId="834">
     <w:name w:val="Lined - Accent 4"/>
-    <w:basedOn w:val="901"/>
+    <w:basedOn w:val="911"/>
     <w:uiPriority w:val="99"/>
     <w:pPr>
       <w:pBdr/>
@@ -30174,9 +30381,9 @@
       </w:tcPr>
     </w:tblStylePr>
   </w:style>
-  <w:style w:type="table" w:styleId="825">
+  <w:style w:type="table" w:styleId="835">
     <w:name w:val="Lined - Accent 5"/>
-    <w:basedOn w:val="901"/>
+    <w:basedOn w:val="911"/>
     <w:uiPriority w:val="99"/>
     <w:pPr>
       <w:pBdr/>
@@ -30411,9 +30618,9 @@
       </w:tcPr>
     </w:tblStylePr>
   </w:style>
-  <w:style w:type="table" w:styleId="826">
+  <w:style w:type="table" w:styleId="836">
     <w:name w:val="Lined - Accent 6"/>
-    <w:basedOn w:val="901"/>
+    <w:basedOn w:val="911"/>
     <w:uiPriority w:val="99"/>
     <w:pPr>
       <w:pBdr/>
@@ -30648,9 +30855,9 @@
       </w:tcPr>
     </w:tblStylePr>
   </w:style>
-  <w:style w:type="table" w:styleId="827">
+  <w:style w:type="table" w:styleId="837">
     <w:name w:val="Bordered &amp; Lined - Accent"/>
-    <w:basedOn w:val="901"/>
+    <w:basedOn w:val="911"/>
     <w:uiPriority w:val="99"/>
     <w:pPr>
       <w:pBdr/>
@@ -30892,9 +31099,9 @@
       </w:tcPr>
     </w:tblStylePr>
   </w:style>
-  <w:style w:type="table" w:styleId="828">
+  <w:style w:type="table" w:styleId="838">
     <w:name w:val="Bordered &amp; Lined - Accent 1"/>
-    <w:basedOn w:val="901"/>
+    <w:basedOn w:val="911"/>
     <w:uiPriority w:val="99"/>
     <w:pPr>
       <w:pBdr/>
@@ -31136,9 +31343,9 @@
       </w:tcPr>
     </w:tblStylePr>
   </w:style>
-  <w:style w:type="table" w:styleId="829">
+  <w:style w:type="table" w:styleId="839">
     <w:name w:val="Bordered &amp; Lined - Accent 2"/>
-    <w:basedOn w:val="901"/>
+    <w:basedOn w:val="911"/>
     <w:uiPriority w:val="99"/>
     <w:pPr>
       <w:pBdr/>
@@ -31380,9 +31587,9 @@
       </w:tcPr>
     </w:tblStylePr>
   </w:style>
-  <w:style w:type="table" w:styleId="830">
+  <w:style w:type="table" w:styleId="840">
     <w:name w:val="Bordered &amp; Lined - Accent 3"/>
-    <w:basedOn w:val="901"/>
+    <w:basedOn w:val="911"/>
     <w:uiPriority w:val="99"/>
     <w:pPr>
       <w:pBdr/>
@@ -31624,9 +31831,9 @@
       </w:tcPr>
     </w:tblStylePr>
   </w:style>
-  <w:style w:type="table" w:styleId="831">
+  <w:style w:type="table" w:styleId="841">
     <w:name w:val="Bordered &amp; Lined - Accent 4"/>
-    <w:basedOn w:val="901"/>
+    <w:basedOn w:val="911"/>
     <w:uiPriority w:val="99"/>
     <w:pPr>
       <w:pBdr/>
@@ -31868,9 +32075,9 @@
       </w:tcPr>
     </w:tblStylePr>
   </w:style>
-  <w:style w:type="table" w:styleId="832">
+  <w:style w:type="table" w:styleId="842">
     <w:name w:val="Bordered &amp; Lined - Accent 5"/>
-    <w:basedOn w:val="901"/>
+    <w:basedOn w:val="911"/>
     <w:uiPriority w:val="99"/>
     <w:pPr>
       <w:pBdr/>
@@ -32112,9 +32319,9 @@
       </w:tcPr>
     </w:tblStylePr>
   </w:style>
-  <w:style w:type="table" w:styleId="833">
+  <w:style w:type="table" w:styleId="843">
     <w:name w:val="Bordered &amp; Lined - Accent 6"/>
-    <w:basedOn w:val="901"/>
+    <w:basedOn w:val="911"/>
     <w:uiPriority w:val="99"/>
     <w:pPr>
       <w:pBdr/>
@@ -32356,9 +32563,9 @@
       </w:tcPr>
     </w:tblStylePr>
   </w:style>
-  <w:style w:type="table" w:styleId="834">
+  <w:style w:type="table" w:styleId="844">
     <w:name w:val="Bordered"/>
-    <w:basedOn w:val="901"/>
+    <w:basedOn w:val="911"/>
     <w:uiPriority w:val="99"/>
     <w:pPr>
       <w:pBdr/>
@@ -32587,9 +32794,9 @@
       </w:tcPr>
     </w:tblStylePr>
   </w:style>
-  <w:style w:type="table" w:styleId="835">
+  <w:style w:type="table" w:styleId="845">
     <w:name w:val="Bordered - Accent 1"/>
-    <w:basedOn w:val="901"/>
+    <w:basedOn w:val="911"/>
     <w:uiPriority w:val="99"/>
     <w:pPr>
       <w:pBdr/>
@@ -32818,9 +33025,9 @@
       </w:tcPr>
     </w:tblStylePr>
   </w:style>
-  <w:style w:type="table" w:styleId="836">
+  <w:style w:type="table" w:styleId="846">
     <w:name w:val="Bordered - Accent 2"/>
-    <w:basedOn w:val="901"/>
+    <w:basedOn w:val="911"/>
     <w:uiPriority w:val="99"/>
     <w:pPr>
       <w:pBdr/>
@@ -33049,9 +33256,9 @@
       </w:tcPr>
     </w:tblStylePr>
   </w:style>
-  <w:style w:type="table" w:styleId="837">
+  <w:style w:type="table" w:styleId="847">
     <w:name w:val="Bordered - Accent 3"/>
-    <w:basedOn w:val="901"/>
+    <w:basedOn w:val="911"/>
     <w:uiPriority w:val="99"/>
     <w:pPr>
       <w:pBdr/>
@@ -33280,9 +33487,9 @@
       </w:tcPr>
     </w:tblStylePr>
   </w:style>
-  <w:style w:type="table" w:styleId="838">
+  <w:style w:type="table" w:styleId="848">
     <w:name w:val="Bordered - Accent 4"/>
-    <w:basedOn w:val="901"/>
+    <w:basedOn w:val="911"/>
     <w:uiPriority w:val="99"/>
     <w:pPr>
       <w:pBdr/>
@@ -33511,9 +33718,9 @@
       </w:tcPr>
     </w:tblStylePr>
   </w:style>
-  <w:style w:type="table" w:styleId="839">
+  <w:style w:type="table" w:styleId="849">
     <w:name w:val="Bordered - Accent 5"/>
-    <w:basedOn w:val="901"/>
+    <w:basedOn w:val="911"/>
     <w:uiPriority w:val="99"/>
     <w:pPr>
       <w:pBdr/>
@@ -33742,9 +33949,9 @@
       </w:tcPr>
     </w:tblStylePr>
   </w:style>
-  <w:style w:type="table" w:styleId="840">
+  <w:style w:type="table" w:styleId="850">
     <w:name w:val="Bordered - Accent 6"/>
-    <w:basedOn w:val="901"/>
+    <w:basedOn w:val="911"/>
     <w:uiPriority w:val="99"/>
     <w:pPr>
       <w:pBdr/>
@@ -33973,11 +34180,11 @@
       </w:tcPr>
     </w:tblStylePr>
   </w:style>
-  <w:style w:type="paragraph" w:styleId="841">
+  <w:style w:type="paragraph" w:styleId="851">
     <w:name w:val="Heading 1"/>
-    <w:basedOn w:val="900"/>
-    <w:next w:val="900"/>
-    <w:link w:val="851"/>
+    <w:basedOn w:val="910"/>
+    <w:next w:val="910"/>
+    <w:link w:val="861"/>
     <w:uiPriority w:val="9"/>
     <w:qFormat/>
     <w:pPr>
@@ -33995,11 +34202,11 @@
       <w:szCs w:val="40"/>
     </w:rPr>
   </w:style>
-  <w:style w:type="paragraph" w:styleId="842">
+  <w:style w:type="paragraph" w:styleId="852">
     <w:name w:val="Heading 2"/>
-    <w:basedOn w:val="900"/>
-    <w:next w:val="900"/>
-    <w:link w:val="852"/>
+    <w:basedOn w:val="910"/>
+    <w:next w:val="910"/>
+    <w:link w:val="862"/>
     <w:uiPriority w:val="9"/>
     <w:unhideWhenUsed/>
     <w:qFormat/>
@@ -34018,11 +34225,11 @@
       <w:szCs w:val="32"/>
     </w:rPr>
   </w:style>
-  <w:style w:type="paragraph" w:styleId="843">
+  <w:style w:type="paragraph" w:styleId="853">
     <w:name w:val="Heading 3"/>
-    <w:basedOn w:val="900"/>
-    <w:next w:val="900"/>
-    <w:link w:val="853"/>
+    <w:basedOn w:val="910"/>
+    <w:next w:val="910"/>
+    <w:link w:val="863"/>
     <w:uiPriority w:val="9"/>
     <w:unhideWhenUsed/>
     <w:qFormat/>
@@ -34041,11 +34248,11 @@
       <w:szCs w:val="28"/>
     </w:rPr>
   </w:style>
-  <w:style w:type="paragraph" w:styleId="844">
+  <w:style w:type="paragraph" w:styleId="854">
     <w:name w:val="Heading 4"/>
-    <w:basedOn w:val="900"/>
-    <w:next w:val="900"/>
-    <w:link w:val="854"/>
+    <w:basedOn w:val="910"/>
+    <w:next w:val="910"/>
+    <w:link w:val="864"/>
     <w:uiPriority w:val="9"/>
     <w:unhideWhenUsed/>
     <w:qFormat/>
@@ -34064,11 +34271,11 @@
       <w:color w:val="0f4761" w:themeColor="accent1" w:themeShade="BF"/>
     </w:rPr>
   </w:style>
-  <w:style w:type="paragraph" w:styleId="845">
+  <w:style w:type="paragraph" w:styleId="855">
     <w:name w:val="Heading 5"/>
-    <w:basedOn w:val="900"/>
-    <w:next w:val="900"/>
-    <w:link w:val="855"/>
+    <w:basedOn w:val="910"/>
+    <w:next w:val="910"/>
+    <w:link w:val="865"/>
     <w:uiPriority w:val="9"/>
     <w:unhideWhenUsed/>
     <w:qFormat/>
@@ -34085,11 +34292,11 @@
       <w:color w:val="0f4761" w:themeColor="accent1" w:themeShade="BF"/>
     </w:rPr>
   </w:style>
-  <w:style w:type="paragraph" w:styleId="846">
+  <w:style w:type="paragraph" w:styleId="856">
     <w:name w:val="Heading 6"/>
-    <w:basedOn w:val="900"/>
-    <w:next w:val="900"/>
-    <w:link w:val="856"/>
+    <w:basedOn w:val="910"/>
+    <w:next w:val="910"/>
+    <w:link w:val="866"/>
     <w:uiPriority w:val="9"/>
     <w:unhideWhenUsed/>
     <w:qFormat/>
@@ -34108,11 +34315,11 @@
       <w:color w:val="595959" w:themeColor="text1" w:themeTint="A6"/>
     </w:rPr>
   </w:style>
-  <w:style w:type="paragraph" w:styleId="847">
+  <w:style w:type="paragraph" w:styleId="857">
     <w:name w:val="Heading 7"/>
-    <w:basedOn w:val="900"/>
-    <w:next w:val="900"/>
-    <w:link w:val="857"/>
+    <w:basedOn w:val="910"/>
+    <w:next w:val="910"/>
+    <w:link w:val="867"/>
     <w:uiPriority w:val="9"/>
     <w:unhideWhenUsed/>
     <w:qFormat/>
@@ -34129,11 +34336,11 @@
       <w:color w:val="595959" w:themeColor="text1" w:themeTint="A6"/>
     </w:rPr>
   </w:style>
-  <w:style w:type="paragraph" w:styleId="848">
+  <w:style w:type="paragraph" w:styleId="858">
     <w:name w:val="Heading 8"/>
-    <w:basedOn w:val="900"/>
-    <w:next w:val="900"/>
-    <w:link w:val="858"/>
+    <w:basedOn w:val="910"/>
+    <w:next w:val="910"/>
+    <w:link w:val="868"/>
     <w:uiPriority w:val="9"/>
     <w:unhideWhenUsed/>
     <w:qFormat/>
@@ -34152,11 +34359,11 @@
       <w:color w:val="272727" w:themeColor="text1" w:themeTint="D8"/>
     </w:rPr>
   </w:style>
-  <w:style w:type="paragraph" w:styleId="849">
+  <w:style w:type="paragraph" w:styleId="859">
     <w:name w:val="Heading 9"/>
-    <w:basedOn w:val="900"/>
-    <w:next w:val="900"/>
-    <w:link w:val="859"/>
+    <w:basedOn w:val="910"/>
+    <w:next w:val="910"/>
+    <w:link w:val="869"/>
     <w:uiPriority w:val="9"/>
     <w:unhideWhenUsed/>
     <w:qFormat/>
@@ -34175,7 +34382,7 @@
       <w:color w:val="272727" w:themeColor="text1" w:themeTint="D8"/>
     </w:rPr>
   </w:style>
-  <w:style w:type="character" w:styleId="850" w:default="1">
+  <w:style w:type="character" w:styleId="860" w:default="1">
     <w:name w:val="Default Paragraph Font"/>
     <w:uiPriority w:val="1"/>
     <w:semiHidden/>
@@ -34186,10 +34393,10 @@
       <w:ind/>
     </w:pPr>
   </w:style>
-  <w:style w:type="character" w:styleId="851">
+  <w:style w:type="character" w:styleId="861">
     <w:name w:val="Heading 1 Char"/>
-    <w:basedOn w:val="850"/>
-    <w:link w:val="841"/>
+    <w:basedOn w:val="860"/>
+    <w:link w:val="851"/>
     <w:uiPriority w:val="9"/>
     <w:pPr>
       <w:pBdr/>
@@ -34203,10 +34410,10 @@
       <w:szCs w:val="40"/>
     </w:rPr>
   </w:style>
-  <w:style w:type="character" w:styleId="852">
+  <w:style w:type="character" w:styleId="862">
     <w:name w:val="Heading 2 Char"/>
-    <w:basedOn w:val="850"/>
-    <w:link w:val="842"/>
+    <w:basedOn w:val="860"/>
+    <w:link w:val="852"/>
     <w:uiPriority w:val="9"/>
     <w:pPr>
       <w:pBdr/>
@@ -34220,10 +34427,10 @@
       <w:szCs w:val="32"/>
     </w:rPr>
   </w:style>
-  <w:style w:type="character" w:styleId="853">
+  <w:style w:type="character" w:styleId="863">
     <w:name w:val="Heading 3 Char"/>
-    <w:basedOn w:val="850"/>
-    <w:link w:val="843"/>
+    <w:basedOn w:val="860"/>
+    <w:link w:val="853"/>
     <w:uiPriority w:val="9"/>
     <w:pPr>
       <w:pBdr/>
@@ -34237,10 +34444,10 @@
       <w:szCs w:val="28"/>
     </w:rPr>
   </w:style>
-  <w:style w:type="character" w:styleId="854">
+  <w:style w:type="character" w:styleId="864">
     <w:name w:val="Heading 4 Char"/>
-    <w:basedOn w:val="850"/>
-    <w:link w:val="844"/>
+    <w:basedOn w:val="860"/>
+    <w:link w:val="854"/>
     <w:uiPriority w:val="9"/>
     <w:pPr>
       <w:pBdr/>
@@ -34254,10 +34461,10 @@
       <w:color w:val="0f4761" w:themeColor="accent1" w:themeShade="BF"/>
     </w:rPr>
   </w:style>
-  <w:style w:type="character" w:styleId="855">
+  <w:style w:type="character" w:styleId="865">
     <w:name w:val="Heading 5 Char"/>
-    <w:basedOn w:val="850"/>
-    <w:link w:val="845"/>
+    <w:basedOn w:val="860"/>
+    <w:link w:val="855"/>
     <w:uiPriority w:val="9"/>
     <w:pPr>
       <w:pBdr/>
@@ -34269,10 +34476,10 @@
       <w:color w:val="0f4761" w:themeColor="accent1" w:themeShade="BF"/>
     </w:rPr>
   </w:style>
-  <w:style w:type="character" w:styleId="856">
+  <w:style w:type="character" w:styleId="866">
     <w:name w:val="Heading 6 Char"/>
-    <w:basedOn w:val="850"/>
-    <w:link w:val="846"/>
+    <w:basedOn w:val="860"/>
+    <w:link w:val="856"/>
     <w:uiPriority w:val="9"/>
     <w:pPr>
       <w:pBdr/>
@@ -34286,10 +34493,10 @@
       <w:color w:val="595959" w:themeColor="text1" w:themeTint="A6"/>
     </w:rPr>
   </w:style>
-  <w:style w:type="character" w:styleId="857">
+  <w:style w:type="character" w:styleId="867">
     <w:name w:val="Heading 7 Char"/>
-    <w:basedOn w:val="850"/>
-    <w:link w:val="847"/>
+    <w:basedOn w:val="860"/>
+    <w:link w:val="857"/>
     <w:uiPriority w:val="9"/>
     <w:pPr>
       <w:pBdr/>
@@ -34301,10 +34508,10 @@
       <w:color w:val="595959" w:themeColor="text1" w:themeTint="A6"/>
     </w:rPr>
   </w:style>
-  <w:style w:type="character" w:styleId="858">
+  <w:style w:type="character" w:styleId="868">
     <w:name w:val="Heading 8 Char"/>
-    <w:basedOn w:val="850"/>
-    <w:link w:val="848"/>
+    <w:basedOn w:val="860"/>
+    <w:link w:val="858"/>
     <w:uiPriority w:val="9"/>
     <w:pPr>
       <w:pBdr/>
@@ -34318,10 +34525,10 @@
       <w:color w:val="272727" w:themeColor="text1" w:themeTint="D8"/>
     </w:rPr>
   </w:style>
-  <w:style w:type="character" w:styleId="859">
+  <w:style w:type="character" w:styleId="869">
     <w:name w:val="Heading 9 Char"/>
-    <w:basedOn w:val="850"/>
-    <w:link w:val="849"/>
+    <w:basedOn w:val="860"/>
+    <w:link w:val="859"/>
     <w:uiPriority w:val="9"/>
     <w:pPr>
       <w:pBdr/>
@@ -34335,11 +34542,11 @@
       <w:color w:val="272727" w:themeColor="text1" w:themeTint="D8"/>
     </w:rPr>
   </w:style>
-  <w:style w:type="paragraph" w:styleId="860">
+  <w:style w:type="paragraph" w:styleId="870">
     <w:name w:val="Title"/>
-    <w:basedOn w:val="900"/>
-    <w:next w:val="900"/>
-    <w:link w:val="861"/>
+    <w:basedOn w:val="910"/>
+    <w:next w:val="910"/>
+    <w:link w:val="871"/>
     <w:uiPriority w:val="10"/>
     <w:qFormat/>
     <w:pPr>
@@ -34355,10 +34562,10 @@
       <w:szCs w:val="56"/>
     </w:rPr>
   </w:style>
-  <w:style w:type="character" w:styleId="861">
+  <w:style w:type="character" w:styleId="871">
     <w:name w:val="Title Char"/>
-    <w:basedOn w:val="850"/>
-    <w:link w:val="860"/>
+    <w:basedOn w:val="860"/>
+    <w:link w:val="870"/>
     <w:uiPriority w:val="10"/>
     <w:pPr>
       <w:pBdr/>
@@ -34372,11 +34579,11 @@
       <w:szCs w:val="56"/>
     </w:rPr>
   </w:style>
-  <w:style w:type="paragraph" w:styleId="862">
+  <w:style w:type="paragraph" w:styleId="872">
     <w:name w:val="Subtitle"/>
-    <w:basedOn w:val="900"/>
-    <w:next w:val="900"/>
-    <w:link w:val="863"/>
+    <w:basedOn w:val="910"/>
+    <w:next w:val="910"/>
+    <w:link w:val="873"/>
     <w:uiPriority w:val="11"/>
     <w:qFormat/>
     <w:pPr>
@@ -34394,10 +34601,10 @@
       <w:szCs w:val="28"/>
     </w:rPr>
   </w:style>
-  <w:style w:type="character" w:styleId="863">
+  <w:style w:type="character" w:styleId="873">
     <w:name w:val="Subtitle Char"/>
-    <w:basedOn w:val="850"/>
-    <w:link w:val="862"/>
+    <w:basedOn w:val="860"/>
+    <w:link w:val="872"/>
     <w:uiPriority w:val="11"/>
     <w:pPr>
       <w:pBdr/>
@@ -34411,11 +34618,11 @@
       <w:szCs w:val="28"/>
     </w:rPr>
   </w:style>
-  <w:style w:type="paragraph" w:styleId="864">
+  <w:style w:type="paragraph" w:styleId="874">
     <w:name w:val="Quote"/>
-    <w:basedOn w:val="900"/>
-    <w:next w:val="900"/>
-    <w:link w:val="865"/>
+    <w:basedOn w:val="910"/>
+    <w:next w:val="910"/>
+    <w:link w:val="875"/>
     <w:uiPriority w:val="29"/>
     <w:qFormat/>
     <w:pPr>
@@ -34430,10 +34637,10 @@
       <w:color w:val="404040" w:themeColor="text1" w:themeTint="BF"/>
     </w:rPr>
   </w:style>
-  <w:style w:type="character" w:styleId="865">
+  <w:style w:type="character" w:styleId="875">
     <w:name w:val="Quote Char"/>
-    <w:basedOn w:val="850"/>
-    <w:link w:val="864"/>
+    <w:basedOn w:val="860"/>
+    <w:link w:val="874"/>
     <w:uiPriority w:val="29"/>
     <w:pPr>
       <w:pBdr/>
@@ -34446,9 +34653,9 @@
       <w:color w:val="404040" w:themeColor="text1" w:themeTint="BF"/>
     </w:rPr>
   </w:style>
-  <w:style w:type="character" w:styleId="866">
+  <w:style w:type="character" w:styleId="876">
     <w:name w:val="Intense Emphasis"/>
-    <w:basedOn w:val="850"/>
+    <w:basedOn w:val="860"/>
     <w:uiPriority w:val="21"/>
     <w:qFormat/>
     <w:pPr>
@@ -34462,11 +34669,11 @@
       <w:color w:val="0f4761" w:themeColor="accent1" w:themeShade="BF"/>
     </w:rPr>
   </w:style>
-  <w:style w:type="paragraph" w:styleId="867">
+  <w:style w:type="paragraph" w:styleId="877">
     <w:name w:val="Intense Quote"/>
-    <w:basedOn w:val="900"/>
-    <w:next w:val="900"/>
-    <w:link w:val="868"/>
+    <w:basedOn w:val="910"/>
+    <w:next w:val="910"/>
+    <w:link w:val="878"/>
     <w:uiPriority w:val="30"/>
     <w:qFormat/>
     <w:pPr>
@@ -34484,10 +34691,10 @@
       <w:color w:val="0f4761" w:themeColor="accent1" w:themeShade="BF"/>
     </w:rPr>
   </w:style>
-  <w:style w:type="character" w:styleId="868">
+  <w:style w:type="character" w:styleId="878">
     <w:name w:val="Intense Quote Char"/>
-    <w:basedOn w:val="850"/>
-    <w:link w:val="867"/>
+    <w:basedOn w:val="860"/>
+    <w:link w:val="877"/>
     <w:uiPriority w:val="30"/>
     <w:pPr>
       <w:pBdr/>
@@ -34500,9 +34707,9 @@
       <w:color w:val="0f4761" w:themeColor="accent1" w:themeShade="BF"/>
     </w:rPr>
   </w:style>
-  <w:style w:type="character" w:styleId="869">
+  <w:style w:type="character" w:styleId="879">
     <w:name w:val="Intense Reference"/>
-    <w:basedOn w:val="850"/>
+    <w:basedOn w:val="860"/>
     <w:uiPriority w:val="32"/>
     <w:qFormat/>
     <w:pPr>
@@ -34518,9 +34725,9 @@
       <w:spacing w:val="5"/>
     </w:rPr>
   </w:style>
-  <w:style w:type="character" w:styleId="870">
+  <w:style w:type="character" w:styleId="880">
     <w:name w:val="Subtle Emphasis"/>
-    <w:basedOn w:val="850"/>
+    <w:basedOn w:val="860"/>
     <w:uiPriority w:val="19"/>
     <w:qFormat/>
     <w:pPr>
@@ -34534,9 +34741,9 @@
       <w:color w:val="404040" w:themeColor="text1" w:themeTint="BF"/>
     </w:rPr>
   </w:style>
-  <w:style w:type="character" w:styleId="871">
+  <w:style w:type="character" w:styleId="881">
     <w:name w:val="Emphasis"/>
-    <w:basedOn w:val="850"/>
+    <w:basedOn w:val="860"/>
     <w:uiPriority w:val="20"/>
     <w:qFormat/>
     <w:pPr>
@@ -34549,9 +34756,9 @@
       <w:iCs/>
     </w:rPr>
   </w:style>
-  <w:style w:type="character" w:styleId="872">
+  <w:style w:type="character" w:styleId="882">
     <w:name w:val="Strong"/>
-    <w:basedOn w:val="850"/>
+    <w:basedOn w:val="860"/>
     <w:uiPriority w:val="22"/>
     <w:qFormat/>
     <w:pPr>
@@ -34564,9 +34771,9 @@
       <w:bCs/>
     </w:rPr>
   </w:style>
-  <w:style w:type="character" w:styleId="873">
+  <w:style w:type="character" w:styleId="883">
     <w:name w:val="Subtle Reference"/>
-    <w:basedOn w:val="850"/>
+    <w:basedOn w:val="860"/>
     <w:uiPriority w:val="31"/>
     <w:qFormat/>
     <w:pPr>
@@ -34579,9 +34786,9 @@
       <w:color w:val="5a5a5a" w:themeColor="text1" w:themeTint="A5"/>
     </w:rPr>
   </w:style>
-  <w:style w:type="character" w:styleId="874">
+  <w:style w:type="character" w:styleId="884">
     <w:name w:val="Book Title"/>
-    <w:basedOn w:val="850"/>
+    <w:basedOn w:val="860"/>
     <w:uiPriority w:val="33"/>
     <w:qFormat/>
     <w:pPr>
@@ -34597,10 +34804,10 @@
       <w:spacing w:val="5"/>
     </w:rPr>
   </w:style>
-  <w:style w:type="paragraph" w:styleId="875">
+  <w:style w:type="paragraph" w:styleId="885">
     <w:name w:val="Header"/>
-    <w:basedOn w:val="900"/>
-    <w:link w:val="876"/>
+    <w:basedOn w:val="910"/>
+    <w:link w:val="886"/>
     <w:uiPriority w:val="99"/>
     <w:unhideWhenUsed/>
     <w:pPr>
@@ -34613,10 +34820,10 @@
       <w:ind/>
     </w:pPr>
   </w:style>
-  <w:style w:type="character" w:styleId="876">
+  <w:style w:type="character" w:styleId="886">
     <w:name w:val="Header Char"/>
-    <w:basedOn w:val="850"/>
-    <w:link w:val="875"/>
+    <w:basedOn w:val="860"/>
+    <w:link w:val="885"/>
     <w:uiPriority w:val="99"/>
     <w:pPr>
       <w:pBdr/>
@@ -34624,10 +34831,10 @@
       <w:ind/>
     </w:pPr>
   </w:style>
-  <w:style w:type="paragraph" w:styleId="877">
+  <w:style w:type="paragraph" w:styleId="887">
     <w:name w:val="Footer"/>
-    <w:basedOn w:val="900"/>
-    <w:link w:val="878"/>
+    <w:basedOn w:val="910"/>
+    <w:link w:val="888"/>
     <w:uiPriority w:val="99"/>
     <w:unhideWhenUsed/>
     <w:pPr>
@@ -34640,10 +34847,10 @@
       <w:ind/>
     </w:pPr>
   </w:style>
-  <w:style w:type="character" w:styleId="878">
+  <w:style w:type="character" w:styleId="888">
     <w:name w:val="Footer Char"/>
-    <w:basedOn w:val="850"/>
-    <w:link w:val="877"/>
+    <w:basedOn w:val="860"/>
+    <w:link w:val="887"/>
     <w:uiPriority w:val="99"/>
     <w:pPr>
       <w:pBdr/>
@@ -34651,10 +34858,10 @@
       <w:ind/>
     </w:pPr>
   </w:style>
-  <w:style w:type="paragraph" w:styleId="879">
+  <w:style w:type="paragraph" w:styleId="889">
     <w:name w:val="Caption"/>
-    <w:basedOn w:val="900"/>
-    <w:next w:val="900"/>
+    <w:basedOn w:val="910"/>
+    <w:next w:val="910"/>
     <w:uiPriority w:val="35"/>
     <w:unhideWhenUsed/>
     <w:qFormat/>
@@ -34671,10 +34878,10 @@
       <w:szCs w:val="18"/>
     </w:rPr>
   </w:style>
-  <w:style w:type="paragraph" w:styleId="880">
+  <w:style w:type="paragraph" w:styleId="890">
     <w:name w:val="footnote text"/>
-    <w:basedOn w:val="900"/>
-    <w:link w:val="881"/>
+    <w:basedOn w:val="910"/>
+    <w:link w:val="891"/>
     <w:uiPriority w:val="99"/>
     <w:semiHidden/>
     <w:unhideWhenUsed/>
@@ -34688,10 +34895,10 @@
       <w:szCs w:val="20"/>
     </w:rPr>
   </w:style>
-  <w:style w:type="character" w:styleId="881">
+  <w:style w:type="character" w:styleId="891">
     <w:name w:val="Footnote Text Char"/>
-    <w:basedOn w:val="850"/>
-    <w:link w:val="880"/>
+    <w:basedOn w:val="860"/>
+    <w:link w:val="890"/>
     <w:uiPriority w:val="99"/>
     <w:semiHidden/>
     <w:pPr>
@@ -34704,9 +34911,9 @@
       <w:szCs w:val="20"/>
     </w:rPr>
   </w:style>
-  <w:style w:type="character" w:styleId="882">
+  <w:style w:type="character" w:styleId="892">
     <w:name w:val="footnote reference"/>
-    <w:basedOn w:val="850"/>
+    <w:basedOn w:val="860"/>
     <w:uiPriority w:val="99"/>
     <w:semiHidden/>
     <w:unhideWhenUsed/>
@@ -34719,10 +34926,10 @@
       <w:vertAlign w:val="superscript"/>
     </w:rPr>
   </w:style>
-  <w:style w:type="paragraph" w:styleId="883">
+  <w:style w:type="paragraph" w:styleId="893">
     <w:name w:val="endnote text"/>
-    <w:basedOn w:val="900"/>
-    <w:link w:val="884"/>
+    <w:basedOn w:val="910"/>
+    <w:link w:val="894"/>
     <w:uiPriority w:val="99"/>
     <w:semiHidden/>
     <w:unhideWhenUsed/>
@@ -34736,10 +34943,10 @@
       <w:szCs w:val="20"/>
     </w:rPr>
   </w:style>
-  <w:style w:type="character" w:styleId="884">
+  <w:style w:type="character" w:styleId="894">
     <w:name w:val="Endnote Text Char"/>
-    <w:basedOn w:val="850"/>
-    <w:link w:val="883"/>
+    <w:basedOn w:val="860"/>
+    <w:link w:val="893"/>
     <w:uiPriority w:val="99"/>
     <w:semiHidden/>
     <w:pPr>
@@ -34752,9 +34959,9 @@
       <w:szCs w:val="20"/>
     </w:rPr>
   </w:style>
-  <w:style w:type="character" w:styleId="885">
+  <w:style w:type="character" w:styleId="895">
     <w:name w:val="endnote reference"/>
-    <w:basedOn w:val="850"/>
+    <w:basedOn w:val="860"/>
     <w:uiPriority w:val="99"/>
     <w:semiHidden/>
     <w:unhideWhenUsed/>
@@ -34767,9 +34974,9 @@
       <w:vertAlign w:val="superscript"/>
     </w:rPr>
   </w:style>
-  <w:style w:type="character" w:styleId="886">
+  <w:style w:type="character" w:styleId="896">
     <w:name w:val="Hyperlink"/>
-    <w:basedOn w:val="850"/>
+    <w:basedOn w:val="860"/>
     <w:uiPriority w:val="99"/>
     <w:unhideWhenUsed/>
     <w:pPr>
@@ -34782,9 +34989,9 @@
       <w:u w:val="single"/>
     </w:rPr>
   </w:style>
-  <w:style w:type="character" w:styleId="887">
+  <w:style w:type="character" w:styleId="897">
     <w:name w:val="FollowedHyperlink"/>
-    <w:basedOn w:val="850"/>
+    <w:basedOn w:val="860"/>
     <w:uiPriority w:val="99"/>
     <w:semiHidden/>
     <w:unhideWhenUsed/>
@@ -34798,10 +35005,10 @@
       <w:u w:val="single"/>
     </w:rPr>
   </w:style>
-  <w:style w:type="paragraph" w:styleId="888">
+  <w:style w:type="paragraph" w:styleId="898">
     <w:name w:val="toc 1"/>
-    <w:basedOn w:val="900"/>
-    <w:next w:val="900"/>
+    <w:basedOn w:val="910"/>
+    <w:next w:val="910"/>
     <w:uiPriority w:val="39"/>
     <w:unhideWhenUsed/>
     <w:pPr>
@@ -34810,10 +35017,10 @@
       <w:ind/>
     </w:pPr>
   </w:style>
-  <w:style w:type="paragraph" w:styleId="889">
+  <w:style w:type="paragraph" w:styleId="899">
     <w:name w:val="toc 2"/>
-    <w:basedOn w:val="900"/>
-    <w:next w:val="900"/>
+    <w:basedOn w:val="910"/>
+    <w:next w:val="910"/>
     <w:uiPriority w:val="39"/>
     <w:unhideWhenUsed/>
     <w:pPr>
@@ -34822,10 +35029,10 @@
       <w:ind w:left="220"/>
     </w:pPr>
   </w:style>
-  <w:style w:type="paragraph" w:styleId="890">
+  <w:style w:type="paragraph" w:styleId="900">
     <w:name w:val="toc 3"/>
-    <w:basedOn w:val="900"/>
-    <w:next w:val="900"/>
+    <w:basedOn w:val="910"/>
+    <w:next w:val="910"/>
     <w:uiPriority w:val="39"/>
     <w:unhideWhenUsed/>
     <w:pPr>
@@ -34834,10 +35041,10 @@
       <w:ind w:left="440"/>
     </w:pPr>
   </w:style>
-  <w:style w:type="paragraph" w:styleId="891">
+  <w:style w:type="paragraph" w:styleId="901">
     <w:name w:val="toc 4"/>
-    <w:basedOn w:val="900"/>
-    <w:next w:val="900"/>
+    <w:basedOn w:val="910"/>
+    <w:next w:val="910"/>
     <w:uiPriority w:val="39"/>
     <w:unhideWhenUsed/>
     <w:pPr>
@@ -34846,10 +35053,10 @@
       <w:ind w:left="660"/>
     </w:pPr>
   </w:style>
-  <w:style w:type="paragraph" w:styleId="892">
+  <w:style w:type="paragraph" w:styleId="902">
     <w:name w:val="toc 5"/>
-    <w:basedOn w:val="900"/>
-    <w:next w:val="900"/>
+    <w:basedOn w:val="910"/>
+    <w:next w:val="910"/>
     <w:uiPriority w:val="39"/>
     <w:unhideWhenUsed/>
     <w:pPr>
@@ -34858,10 +35065,10 @@
       <w:ind w:left="880"/>
     </w:pPr>
   </w:style>
-  <w:style w:type="paragraph" w:styleId="893">
+  <w:style w:type="paragraph" w:styleId="903">
     <w:name w:val="toc 6"/>
-    <w:basedOn w:val="900"/>
-    <w:next w:val="900"/>
+    <w:basedOn w:val="910"/>
+    <w:next w:val="910"/>
     <w:uiPriority w:val="39"/>
     <w:unhideWhenUsed/>
     <w:pPr>
@@ -34870,10 +35077,10 @@
       <w:ind w:left="1100"/>
     </w:pPr>
   </w:style>
-  <w:style w:type="paragraph" w:styleId="894">
+  <w:style w:type="paragraph" w:styleId="904">
     <w:name w:val="toc 7"/>
-    <w:basedOn w:val="900"/>
-    <w:next w:val="900"/>
+    <w:basedOn w:val="910"/>
+    <w:next w:val="910"/>
     <w:uiPriority w:val="39"/>
     <w:unhideWhenUsed/>
     <w:pPr>
@@ -34882,10 +35089,10 @@
       <w:ind w:left="1320"/>
     </w:pPr>
   </w:style>
-  <w:style w:type="paragraph" w:styleId="895">
+  <w:style w:type="paragraph" w:styleId="905">
     <w:name w:val="toc 8"/>
-    <w:basedOn w:val="900"/>
-    <w:next w:val="900"/>
+    <w:basedOn w:val="910"/>
+    <w:next w:val="910"/>
     <w:uiPriority w:val="39"/>
     <w:unhideWhenUsed/>
     <w:pPr>
@@ -34894,10 +35101,10 @@
       <w:ind w:left="1540"/>
     </w:pPr>
   </w:style>
-  <w:style w:type="paragraph" w:styleId="896">
+  <w:style w:type="paragraph" w:styleId="906">
     <w:name w:val="toc 9"/>
-    <w:basedOn w:val="900"/>
-    <w:next w:val="900"/>
+    <w:basedOn w:val="910"/>
+    <w:next w:val="910"/>
     <w:uiPriority w:val="39"/>
     <w:unhideWhenUsed/>
     <w:pPr>
@@ -34906,9 +35113,9 @@
       <w:ind w:left="1760"/>
     </w:pPr>
   </w:style>
-  <w:style w:type="character" w:styleId="897">
+  <w:style w:type="character" w:styleId="907">
     <w:name w:val="Placeholder Text"/>
-    <w:basedOn w:val="850"/>
+    <w:basedOn w:val="860"/>
     <w:uiPriority w:val="99"/>
     <w:semiHidden/>
     <w:pPr>
@@ -34920,7 +35127,7 @@
       <w:color w:val="666666"/>
     </w:rPr>
   </w:style>
-  <w:style w:type="paragraph" w:styleId="898">
+  <w:style w:type="paragraph" w:styleId="908">
     <w:name w:val="TOC Heading"/>
     <w:uiPriority w:val="39"/>
     <w:unhideWhenUsed/>
@@ -34930,10 +35137,10 @@
       <w:ind/>
     </w:pPr>
   </w:style>
-  <w:style w:type="paragraph" w:styleId="899">
+  <w:style w:type="paragraph" w:styleId="909">
     <w:name w:val="table of figures"/>
-    <w:basedOn w:val="900"/>
-    <w:next w:val="900"/>
+    <w:basedOn w:val="910"/>
+    <w:next w:val="910"/>
     <w:uiPriority w:val="99"/>
     <w:unhideWhenUsed/>
     <w:pPr>
@@ -34942,7 +35149,7 @@
       <w:ind/>
     </w:pPr>
   </w:style>
-  <w:style w:type="paragraph" w:styleId="900" w:default="1">
+  <w:style w:type="paragraph" w:styleId="910" w:default="1">
     <w:name w:val="Normal"/>
     <w:qFormat/>
     <w:pPr>
@@ -34951,7 +35158,7 @@
       <w:ind/>
     </w:pPr>
   </w:style>
-  <w:style w:type="table" w:styleId="901" w:default="1">
+  <w:style w:type="table" w:styleId="911" w:default="1">
     <w:name w:val="Normal Table"/>
     <w:uiPriority w:val="99"/>
     <w:semiHidden/>
@@ -35144,7 +35351,7 @@
       </w:tcPr>
     </w:tblStylePr>
   </w:style>
-  <w:style w:type="numbering" w:styleId="902" w:default="1">
+  <w:style w:type="numbering" w:styleId="912" w:default="1">
     <w:name w:val="No List"/>
     <w:uiPriority w:val="99"/>
     <w:semiHidden/>
@@ -35155,9 +35362,9 @@
       <w:ind/>
     </w:pPr>
   </w:style>
-  <w:style w:type="paragraph" w:styleId="903">
+  <w:style w:type="paragraph" w:styleId="913">
     <w:name w:val="No Spacing"/>
-    <w:basedOn w:val="900"/>
+    <w:basedOn w:val="910"/>
     <w:uiPriority w:val="1"/>
     <w:qFormat/>
     <w:pPr>
@@ -35166,9 +35373,9 @@
       <w:ind/>
     </w:pPr>
   </w:style>
-  <w:style w:type="paragraph" w:styleId="904">
+  <w:style w:type="paragraph" w:styleId="914">
     <w:name w:val="List Paragraph"/>
-    <w:basedOn w:val="900"/>
+    <w:basedOn w:val="910"/>
     <w:uiPriority w:val="34"/>
     <w:qFormat/>
     <w:pPr>
